--- a/arb/docx/005.content.docx
+++ b/arb/docx/005.content.docx
@@ -22,7 +22,7 @@
         <w:rPr>
           <w:lang w:val="ar_AE" w:bidi="ar_AE"/>
         </w:rPr>
-        <w:t>Resource: Tyndale Open Study Notes</w:t>
+        <w:t>Resource: Aquifer Open Study Notes (Profiles)</w:t>
       </w:r>
       <w:r>
         <w:rPr>
@@ -122,7 +122,7 @@
         <w:rPr>
           <w:lang w:val="ar_AE" w:bidi="ar_AE"/>
         </w:rPr>
-        <w:t>Tyndale Open Study Notes</w:t>
+        <w:t>Aquifer Open Study Notes (Profiles)</w:t>
       </w:r>
     </w:p>
     <w:p>

--- a/arb/docx/005.content.docx
+++ b/arb/docx/005.content.docx
@@ -9,6 +9,8 @@
       </w:pPr>
       <w:r>
         <w:rPr>
+          <w:rtl/>
+          <w:cs/>
           <w:lang w:val="ar_AE" w:bidi="ar_AE"/>
         </w:rPr>
       </w:r>
@@ -20,12 +22,16 @@
       </w:pPr>
       <w:r>
         <w:rPr>
+          <w:rtl/>
+          <w:cs/>
           <w:lang w:val="ar_AE" w:bidi="ar_AE"/>
         </w:rPr>
         <w:t>Resource: Aquifer Open Study Notes (Profiles)</w:t>
       </w:r>
       <w:r>
         <w:rPr>
+          <w:rtl/>
+          <w:cs/>
           <w:lang w:val="ar_AE" w:bidi="ar_AE"/>
         </w:rPr>
       </w:r>
@@ -36,12 +42,16 @@
       </w:pPr>
       <w:r>
         <w:rPr>
+          <w:rtl/>
+          <w:cs/>
           <w:lang w:val="ar_AE" w:bidi="ar_AE"/>
         </w:rPr>
       </w:r>
       <w:r>
         <w:rPr>
           <w:b/>
+          <w:rtl/>
+          <w:cs/>
           <w:lang w:val="ar_AE" w:bidi="ar_AE"/>
         </w:rPr>
         <w:t>Aquifer Open Study Notes (Profiles)</w:t>
@@ -53,35 +63,47 @@
       </w:pPr>
       <w:r>
         <w:rPr>
-          <w:lang w:val="ar_AE" w:bidi="ar_AE"/>
-        </w:rPr>
-      </w:r>
-      <w:r>
-        <w:rPr>
+          <w:rtl/>
+          <w:cs/>
+          <w:lang w:val="ar_AE" w:bidi="ar_AE"/>
+        </w:rPr>
+      </w:r>
+      <w:r>
+        <w:rPr>
+          <w:rtl/>
+          <w:cs/>
           <w:lang w:val="ar_AE" w:bidi="ar_AE"/>
         </w:rPr>
         <w:t xml:space="preserve">This work is an adaptation of </w:t>
       </w:r>
       <w:r>
         <w:rPr>
+          <w:rtl/>
+          <w:cs/>
           <w:lang w:val="ar_AE" w:bidi="ar_AE"/>
         </w:rPr>
         <w:t>Tyndale Open Study Notes</w:t>
       </w:r>
       <w:r>
         <w:rPr>
+          <w:rtl/>
+          <w:cs/>
           <w:lang w:val="ar_AE" w:bidi="ar_AE"/>
         </w:rPr>
         <w:t xml:space="preserve"> © 2023 Tyndale House Publishers, licensed under the CC BY-SA 4.0 license. The adaptation, </w:t>
       </w:r>
       <w:r>
         <w:rPr>
+          <w:rtl/>
+          <w:cs/>
           <w:lang w:val="ar_AE" w:bidi="ar_AE"/>
         </w:rPr>
         <w:t>Aquifer Open Study Notes</w:t>
       </w:r>
       <w:r>
         <w:rPr>
+          <w:rtl/>
+          <w:cs/>
           <w:lang w:val="ar_AE" w:bidi="ar_AE"/>
         </w:rPr>
         <w:t>, was created by Mission Mutual and is also licensed under CC BY-SA 4.0.</w:t>
@@ -93,22 +115,30 @@
       </w:pPr>
       <w:r>
         <w:rPr>
-          <w:lang w:val="ar_AE" w:bidi="ar_AE"/>
-        </w:rPr>
-      </w:r>
-      <w:r>
-        <w:rPr>
+          <w:rtl/>
+          <w:cs/>
+          <w:lang w:val="ar_AE" w:bidi="ar_AE"/>
+        </w:rPr>
+      </w:r>
+      <w:r>
+        <w:rPr>
+          <w:rtl/>
+          <w:cs/>
           <w:lang w:val="ar_AE" w:bidi="ar_AE"/>
         </w:rPr>
         <w:t>This resource has been adapted into multiple languages, including English, Tok Pisin, Arabic (عربي), French (Français), Hindi (हिंदी), Indonesian (Bahasa Indonesia), Portuguese (Português), Russian (Русский), Spanish (Español), Swahili (Kiswahili), and Simplified Chinese (简体中文).</w:t>
       </w:r>
       <w:r>
         <w:rPr>
-          <w:lang w:val="ar_AE" w:bidi="ar_AE"/>
-        </w:rPr>
-      </w:r>
-      <w:r>
-        <w:rPr>
+          <w:rtl/>
+          <w:cs/>
+          <w:lang w:val="ar_AE" w:bidi="ar_AE"/>
+        </w:rPr>
+      </w:r>
+      <w:r>
+        <w:rPr>
+          <w:rtl/>
+          <w:cs/>
           <w:lang w:val="ar_AE" w:bidi="ar_AE"/>
         </w:rPr>
       </w:r>
@@ -120,6 +150,8 @@
       </w:pPr>
       <w:r>
         <w:rPr>
+          <w:rtl/>
+          <w:cs/>
           <w:lang w:val="ar_AE" w:bidi="ar_AE"/>
         </w:rPr>
         <w:t>Aquifer Open Study Notes (Profiles)</w:t>
@@ -149,6 +181,8 @@
       </w:pPr>
       <w:r>
         <w:rPr>
+          <w:rtl/>
+          <w:cs/>
           <w:lang w:val="ar_AE" w:bidi="ar_AE"/>
         </w:rPr>
       </w:r>
@@ -160,12 +194,16 @@
       </w:pPr>
       <w:r>
         <w:rPr>
+          <w:rtl/>
+          <w:cs/>
           <w:lang w:val="ar_AE" w:bidi="ar_AE"/>
         </w:rPr>
         <w:t>ص</w:t>
       </w:r>
       <w:r>
         <w:rPr>
+          <w:rtl/>
+          <w:cs/>
           <w:lang w:val="ar_AE" w:bidi="ar_AE"/>
         </w:rPr>
       </w:r>
@@ -176,22 +214,30 @@
       </w:pPr>
       <w:r>
         <w:rPr>
-          <w:lang w:val="ar_AE" w:bidi="ar_AE"/>
-        </w:rPr>
-      </w:r>
-      <w:r>
-        <w:rPr>
+          <w:rtl/>
+          <w:cs/>
+          <w:lang w:val="ar_AE" w:bidi="ar_AE"/>
+        </w:rPr>
+      </w:r>
+      <w:r>
+        <w:rPr>
+          <w:rtl/>
+          <w:cs/>
           <w:lang w:val="ar_AE" w:bidi="ar_AE"/>
         </w:rPr>
         <w:t xml:space="preserve"> </w:t>
       </w:r>
       <w:r>
         <w:rPr>
-          <w:lang w:val="ar_AE" w:bidi="ar_AE"/>
-        </w:rPr>
-      </w:r>
-      <w:r>
-        <w:rPr>
+          <w:rtl/>
+          <w:cs/>
+          <w:lang w:val="ar_AE" w:bidi="ar_AE"/>
+        </w:rPr>
+      </w:r>
+      <w:r>
+        <w:rPr>
+          <w:rtl/>
+          <w:cs/>
           <w:lang w:val="ar_AE" w:bidi="ar_AE"/>
         </w:rPr>
       </w:r>
@@ -217,6 +263,8 @@
       </w:pPr>
       <w:r>
         <w:rPr>
+          <w:rtl/>
+          <w:cs/>
           <w:lang w:val="ar_AE" w:bidi="ar_AE"/>
         </w:rPr>
       </w:r>
@@ -228,12 +276,16 @@
       </w:pPr>
       <w:r>
         <w:rPr>
+          <w:rtl/>
+          <w:cs/>
           <w:lang w:val="ar_AE" w:bidi="ar_AE"/>
         </w:rPr>
         <w:t>الصدوقيون</w:t>
       </w:r>
       <w:r>
         <w:rPr>
+          <w:rtl/>
+          <w:cs/>
           <w:lang w:val="ar_AE" w:bidi="ar_AE"/>
         </w:rPr>
       </w:r>
@@ -244,11 +296,15 @@
       </w:pPr>
       <w:r>
         <w:rPr>
-          <w:lang w:val="ar_AE" w:bidi="ar_AE"/>
-        </w:rPr>
-      </w:r>
-      <w:r>
-        <w:rPr>
+          <w:rtl/>
+          <w:cs/>
+          <w:lang w:val="ar_AE" w:bidi="ar_AE"/>
+        </w:rPr>
+      </w:r>
+      <w:r>
+        <w:rPr>
+          <w:rtl/>
+          <w:cs/>
           <w:lang w:val="ar_AE" w:bidi="ar_AE"/>
         </w:rPr>
         <w:t>كان الصدوقيون مجموعة يهودية مهمة تتألف من الكهنة وعائلاتهم. كانوا يختلفون عن الفريسيين، وهي مجموعة يهودية أخرى، إذ كان الفريسيون أشخاصًا عاديين ("علمانيين") ولم يكونوا من الكهنة. ربما كان كانوا الصدوقيون يعيشون بالقرب من أورشليم ويسيطرون على نظام الهيكل (</w:t>
@@ -256,6 +312,8 @@
       <w:hyperlink r:id="rId13">
         <w:r>
           <w:rPr>
+            <w:rtl/>
+            <w:cs/>
             <w:lang w:val="ar_AE" w:bidi="ar_AE"/>
           </w:rPr>
           <w:rPr>
@@ -267,6 +325,8 @@
       </w:hyperlink>
       <w:r>
         <w:rPr>
+          <w:rtl/>
+          <w:cs/>
           <w:lang w:val="ar_AE" w:bidi="ar_AE"/>
         </w:rPr>
         <w:t xml:space="preserve">؛ </w:t>
@@ -274,6 +334,8 @@
       <w:hyperlink r:id="rId14">
         <w:r>
           <w:rPr>
+            <w:rtl/>
+            <w:cs/>
             <w:lang w:val="ar_AE" w:bidi="ar_AE"/>
           </w:rPr>
           <w:rPr>
@@ -285,6 +347,8 @@
       </w:hyperlink>
       <w:r>
         <w:rPr>
+          <w:rtl/>
+          <w:cs/>
           <w:lang w:val="ar_AE" w:bidi="ar_AE"/>
         </w:rPr>
         <w:t>). هؤلاء القادة الأقوياء والأثرياء (الأرستقراطيون) عملوا على القيام بدور الوسطاء</w:t>
@@ -292,12 +356,16 @@
       <w:r>
         <w:rPr>
           <w:b/>
+          <w:rtl/>
+          <w:cs/>
           <w:lang w:val="ar_AE" w:bidi="ar_AE"/>
         </w:rPr>
         <w:t xml:space="preserve"> </w:t>
       </w:r>
       <w:r>
         <w:rPr>
+          <w:rtl/>
+          <w:cs/>
           <w:lang w:val="ar_AE" w:bidi="ar_AE"/>
         </w:rPr>
         <w:t xml:space="preserve">بين روما وإسرائيل (انظر يوسفوس، </w:t>
@@ -305,12 +373,16 @@
       <w:r>
         <w:rPr>
           <w:i/>
+          <w:rtl/>
+          <w:cs/>
           <w:lang w:val="ar_AE" w:bidi="ar_AE"/>
         </w:rPr>
         <w:t>الآثار</w:t>
       </w:r>
       <w:r>
         <w:rPr>
+          <w:rtl/>
+          <w:cs/>
           <w:lang w:val="ar_AE" w:bidi="ar_AE"/>
         </w:rPr>
         <w:t xml:space="preserve"> 13.10.6; </w:t>
@@ -318,12 +390,16 @@
       <w:r>
         <w:rPr>
           <w:i/>
+          <w:rtl/>
+          <w:cs/>
           <w:lang w:val="ar_AE" w:bidi="ar_AE"/>
         </w:rPr>
         <w:t>الحرب</w:t>
       </w:r>
       <w:r>
         <w:rPr>
+          <w:rtl/>
+          <w:cs/>
           <w:lang w:val="ar_AE" w:bidi="ar_AE"/>
         </w:rPr>
         <w:t xml:space="preserve"> 2.10.5). لم يكن لديهم الكثير من التأييد أو النفوذ بين الناس (يوسفوس، </w:t>
@@ -331,12 +407,16 @@
       <w:r>
         <w:rPr>
           <w:i/>
+          <w:rtl/>
+          <w:cs/>
           <w:lang w:val="ar_AE" w:bidi="ar_AE"/>
         </w:rPr>
         <w:t>الآثار</w:t>
       </w:r>
       <w:r>
         <w:rPr>
+          <w:rtl/>
+          <w:cs/>
           <w:lang w:val="ar_AE" w:bidi="ar_AE"/>
         </w:rPr>
         <w:t xml:space="preserve"> 18.1.4).</w:t>
@@ -348,11 +428,15 @@
       </w:pPr>
       <w:r>
         <w:rPr>
-          <w:lang w:val="ar_AE" w:bidi="ar_AE"/>
-        </w:rPr>
-      </w:r>
-      <w:r>
-        <w:rPr>
+          <w:rtl/>
+          <w:cs/>
+          <w:lang w:val="ar_AE" w:bidi="ar_AE"/>
+        </w:rPr>
+      </w:r>
+      <w:r>
+        <w:rPr>
+          <w:rtl/>
+          <w:cs/>
           <w:lang w:val="ar_AE" w:bidi="ar_AE"/>
         </w:rPr>
         <w:t xml:space="preserve">من المرجح أن مصطلح </w:t>
@@ -360,12 +444,16 @@
       <w:r>
         <w:rPr>
           <w:i/>
+          <w:rtl/>
+          <w:cs/>
           <w:lang w:val="ar_AE" w:bidi="ar_AE"/>
         </w:rPr>
         <w:t>الصدوقيين</w:t>
       </w:r>
       <w:r>
         <w:rPr>
+          <w:rtl/>
+          <w:cs/>
           <w:lang w:val="ar_AE" w:bidi="ar_AE"/>
         </w:rPr>
         <w:t xml:space="preserve"> مشتق من </w:t>
@@ -373,12 +461,16 @@
       <w:r>
         <w:rPr>
           <w:i/>
+          <w:rtl/>
+          <w:cs/>
           <w:lang w:val="ar_AE" w:bidi="ar_AE"/>
         </w:rPr>
         <w:t>صادوق،</w:t>
       </w:r>
       <w:r>
         <w:rPr>
+          <w:rtl/>
+          <w:cs/>
           <w:lang w:val="ar_AE" w:bidi="ar_AE"/>
         </w:rPr>
         <w:t xml:space="preserve"> رئيس الكهنة في عهد الملك داود والملك سليمان (</w:t>
@@ -386,6 +478,8 @@
       <w:hyperlink r:id="rId15">
         <w:r>
           <w:rPr>
+            <w:rtl/>
+            <w:cs/>
             <w:lang w:val="ar_AE" w:bidi="ar_AE"/>
           </w:rPr>
           <w:rPr>
@@ -397,6 +491,8 @@
       </w:hyperlink>
       <w:r>
         <w:rPr>
+          <w:rtl/>
+          <w:cs/>
           <w:lang w:val="ar_AE" w:bidi="ar_AE"/>
         </w:rPr>
         <w:t xml:space="preserve">؛ </w:t>
@@ -404,6 +500,8 @@
       <w:hyperlink r:id="rId16">
         <w:r>
           <w:rPr>
+            <w:rtl/>
+            <w:cs/>
             <w:lang w:val="ar_AE" w:bidi="ar_AE"/>
           </w:rPr>
           <w:rPr>
@@ -415,6 +513,8 @@
       </w:hyperlink>
       <w:r>
         <w:rPr>
+          <w:rtl/>
+          <w:cs/>
           <w:lang w:val="ar_AE" w:bidi="ar_AE"/>
         </w:rPr>
         <w:t xml:space="preserve">؛ </w:t>
@@ -422,6 +522,8 @@
       <w:hyperlink r:id="rId17">
         <w:r>
           <w:rPr>
+            <w:rtl/>
+            <w:cs/>
             <w:lang w:val="ar_AE" w:bidi="ar_AE"/>
           </w:rPr>
           <w:rPr>
@@ -433,6 +535,8 @@
       </w:hyperlink>
       <w:r>
         <w:rPr>
+          <w:rtl/>
+          <w:cs/>
           <w:lang w:val="ar_AE" w:bidi="ar_AE"/>
         </w:rPr>
         <w:t>؛</w:t>
@@ -440,6 +544,8 @@
       <w:hyperlink r:id="rId18">
         <w:r>
           <w:rPr>
+            <w:rtl/>
+            <w:cs/>
             <w:lang w:val="ar_AE" w:bidi="ar_AE"/>
           </w:rPr>
           <w:rPr>
@@ -451,6 +557,8 @@
       </w:hyperlink>
       <w:r>
         <w:rPr>
+          <w:rtl/>
+          <w:cs/>
           <w:lang w:val="ar_AE" w:bidi="ar_AE"/>
         </w:rPr>
         <w:t xml:space="preserve">). كلا الكلمتين تشتركان في نفس الجذر العبري. أول ذكر تاريخي للصدوقيين كان في أثناء حكم يوحنا هيركانوس، من 135 إلى 104 قبل الميلاد، وهو من نسل المكابيين (يوسيفوس، </w:t>
@@ -458,12 +566,16 @@
       <w:r>
         <w:rPr>
           <w:i/>
+          <w:rtl/>
+          <w:cs/>
           <w:lang w:val="ar_AE" w:bidi="ar_AE"/>
         </w:rPr>
         <w:t>الآثار</w:t>
       </w:r>
       <w:r>
         <w:rPr>
+          <w:rtl/>
+          <w:cs/>
           <w:lang w:val="ar_AE" w:bidi="ar_AE"/>
         </w:rPr>
         <w:t xml:space="preserve"> 13.10.6)، لكن من الواضح أنهم كانوا موجودين في وقت سابق.</w:t>
@@ -475,11 +587,15 @@
       </w:pPr>
       <w:r>
         <w:rPr>
-          <w:lang w:val="ar_AE" w:bidi="ar_AE"/>
-        </w:rPr>
-      </w:r>
-      <w:r>
-        <w:rPr>
+          <w:rtl/>
+          <w:cs/>
+          <w:lang w:val="ar_AE" w:bidi="ar_AE"/>
+        </w:rPr>
+      </w:r>
+      <w:r>
+        <w:rPr>
+          <w:rtl/>
+          <w:cs/>
           <w:lang w:val="ar_AE" w:bidi="ar_AE"/>
         </w:rPr>
         <w:t>غالبًا ما تختلف آراؤهم حول الله عن تلك الخاصة بالفريسيين (</w:t>
@@ -487,6 +603,8 @@
       <w:hyperlink r:id="rId19">
         <w:r>
           <w:rPr>
+            <w:rtl/>
+            <w:cs/>
             <w:lang w:val="ar_AE" w:bidi="ar_AE"/>
           </w:rPr>
           <w:rPr>
@@ -498,6 +616,8 @@
       </w:hyperlink>
       <w:r>
         <w:rPr>
+          <w:rtl/>
+          <w:cs/>
           <w:lang w:val="ar_AE" w:bidi="ar_AE"/>
         </w:rPr>
         <w:t xml:space="preserve">؛ انظر أيضًا </w:t>
@@ -505,6 +625,8 @@
       <w:hyperlink r:id="rId13">
         <w:r>
           <w:rPr>
+            <w:rtl/>
+            <w:cs/>
             <w:lang w:val="ar_AE" w:bidi="ar_AE"/>
           </w:rPr>
           <w:rPr>
@@ -516,6 +638,8 @@
       </w:hyperlink>
       <w:r>
         <w:rPr>
+          <w:rtl/>
+          <w:cs/>
           <w:lang w:val="ar_AE" w:bidi="ar_AE"/>
         </w:rPr>
         <w:t>). ويرى الصدوقيون أن التوراة هي السلطة الأساسية. ورفضوا التقليد الشفهي الذي يقدّره الفريسيون. وخلافًا لما يؤمن به الفريسيين، لم يؤمن الصدوقيون بـ:</w:t>
@@ -530,11 +654,15 @@
       </w:pPr>
       <w:r>
         <w:rPr>
-          <w:lang w:val="ar_AE" w:bidi="ar_AE"/>
-        </w:rPr>
-      </w:r>
-      <w:r>
-        <w:rPr>
+          <w:rtl/>
+          <w:cs/>
+          <w:lang w:val="ar_AE" w:bidi="ar_AE"/>
+        </w:rPr>
+      </w:r>
+      <w:r>
+        <w:rPr>
+          <w:rtl/>
+          <w:cs/>
           <w:lang w:val="ar_AE" w:bidi="ar_AE"/>
         </w:rPr>
         <w:t xml:space="preserve">قيامة الأموات (انظر </w:t>
@@ -542,6 +670,8 @@
       <w:hyperlink r:id="rId20">
         <w:r>
           <w:rPr>
+            <w:rtl/>
+            <w:cs/>
             <w:lang w:val="ar_AE" w:bidi="ar_AE"/>
           </w:rPr>
           <w:rPr>
@@ -553,6 +683,8 @@
       </w:hyperlink>
       <w:r>
         <w:rPr>
+          <w:rtl/>
+          <w:cs/>
           <w:lang w:val="ar_AE" w:bidi="ar_AE"/>
         </w:rPr>
         <w:t>)،</w:t>
@@ -567,11 +699,15 @@
       </w:pPr>
       <w:r>
         <w:rPr>
-          <w:lang w:val="ar_AE" w:bidi="ar_AE"/>
-        </w:rPr>
-      </w:r>
-      <w:r>
-        <w:rPr>
+          <w:rtl/>
+          <w:cs/>
+          <w:lang w:val="ar_AE" w:bidi="ar_AE"/>
+        </w:rPr>
+      </w:r>
+      <w:r>
+        <w:rPr>
+          <w:rtl/>
+          <w:cs/>
           <w:lang w:val="ar_AE" w:bidi="ar_AE"/>
         </w:rPr>
         <w:t xml:space="preserve">الكائنات الملائكية (انظر </w:t>
@@ -579,6 +715,8 @@
       <w:hyperlink r:id="rId19">
         <w:r>
           <w:rPr>
+            <w:rtl/>
+            <w:cs/>
             <w:lang w:val="ar_AE" w:bidi="ar_AE"/>
           </w:rPr>
           <w:rPr>
@@ -590,6 +728,8 @@
       </w:hyperlink>
       <w:r>
         <w:rPr>
+          <w:rtl/>
+          <w:cs/>
           <w:lang w:val="ar_AE" w:bidi="ar_AE"/>
         </w:rPr>
         <w:t>)، أو</w:t>
@@ -604,11 +744,15 @@
       </w:pPr>
       <w:r>
         <w:rPr>
-          <w:lang w:val="ar_AE" w:bidi="ar_AE"/>
-        </w:rPr>
-      </w:r>
-      <w:r>
-        <w:rPr>
+          <w:rtl/>
+          <w:cs/>
+          <w:lang w:val="ar_AE" w:bidi="ar_AE"/>
+        </w:rPr>
+      </w:r>
+      <w:r>
+        <w:rPr>
+          <w:rtl/>
+          <w:cs/>
           <w:lang w:val="ar_AE" w:bidi="ar_AE"/>
         </w:rPr>
         <w:t>مفهوم اليوم الأخير (الدينونة الأخيرة).</w:t>
@@ -620,11 +764,15 @@
       </w:pPr>
       <w:r>
         <w:rPr>
-          <w:lang w:val="ar_AE" w:bidi="ar_AE"/>
-        </w:rPr>
-      </w:r>
-      <w:r>
-        <w:rPr>
+          <w:rtl/>
+          <w:cs/>
+          <w:lang w:val="ar_AE" w:bidi="ar_AE"/>
+        </w:rPr>
+      </w:r>
+      <w:r>
+        <w:rPr>
+          <w:rtl/>
+          <w:cs/>
           <w:lang w:val="ar_AE" w:bidi="ar_AE"/>
         </w:rPr>
         <w:t>ومع ذلك، كان الفريسيون يؤمنون إيمانًا قويًا بالقيامة (الحياة بعد الموت). حتى أنهم دعموا بولس ضد الصدوقيين عندما كان في محاكمة بتهمة إزعاج الهيكل (</w:t>
@@ -632,6 +780,8 @@
       <w:hyperlink r:id="rId21">
         <w:r>
           <w:rPr>
+            <w:rtl/>
+            <w:cs/>
             <w:lang w:val="ar_AE" w:bidi="ar_AE"/>
           </w:rPr>
           <w:rPr>
@@ -643,6 +793,8 @@
       </w:hyperlink>
       <w:r>
         <w:rPr>
+          <w:rtl/>
+          <w:cs/>
           <w:lang w:val="ar_AE" w:bidi="ar_AE"/>
         </w:rPr>
         <w:t>).</w:t>
@@ -654,11 +806,15 @@
       </w:pPr>
       <w:r>
         <w:rPr>
-          <w:lang w:val="ar_AE" w:bidi="ar_AE"/>
-        </w:rPr>
-      </w:r>
-      <w:r>
-        <w:rPr>
+          <w:rtl/>
+          <w:cs/>
+          <w:lang w:val="ar_AE" w:bidi="ar_AE"/>
+        </w:rPr>
+      </w:r>
+      <w:r>
+        <w:rPr>
+          <w:rtl/>
+          <w:cs/>
           <w:lang w:val="ar_AE" w:bidi="ar_AE"/>
         </w:rPr>
         <w:t>وعلى الرغم من اختلافاتهم، اتحد الفريسيون والصدوقيون ضد يسوع. عارض الفريسيون يسوع لأنه لم يتبع تقاليدهم الشفوية. أما الصدوقيون فقد عارضوه لأنه كان يؤمن بالملائكة والروح واليوم الأخير (الدينونة الأخيرة)، والقيامة.</w:t>
@@ -670,23 +826,31 @@
       </w:pPr>
       <w:r>
         <w:rPr>
-          <w:lang w:val="ar_AE" w:bidi="ar_AE"/>
-        </w:rPr>
-      </w:r>
-      <w:r>
-        <w:rPr>
+          <w:rtl/>
+          <w:cs/>
+          <w:lang w:val="ar_AE" w:bidi="ar_AE"/>
+        </w:rPr>
+      </w:r>
+      <w:r>
+        <w:rPr>
+          <w:rtl/>
+          <w:cs/>
           <w:lang w:val="ar_AE" w:bidi="ar_AE"/>
         </w:rPr>
         <w:t>عندما دُمر الهيكل في عام 70 ميلادي، اختفى الصدوقيون ولم يتركوا أي سجلات مكتوبة خلفهم. المعلومات المتوفرة</w:t>
       </w:r>
       <w:r>
         <w:rPr>
+          <w:rtl/>
+          <w:cs/>
           <w:lang w:val="ar_AE" w:bidi="ar_AE"/>
         </w:rPr>
         <w:t xml:space="preserve"> لدينا</w:t>
       </w:r>
       <w:r>
         <w:rPr>
+          <w:rtl/>
+          <w:cs/>
           <w:lang w:val="ar_AE" w:bidi="ar_AE"/>
         </w:rPr>
         <w:t xml:space="preserve"> عن الصدوقيين تأتي من خصومهم، لذا يتقيّد مقدار فهمنا لهم بمقدار ما لدينا من معلومات. </w:t>
@@ -698,12 +862,16 @@
       </w:pPr>
       <w:r>
         <w:rPr>
+          <w:rtl/>
+          <w:cs/>
           <w:lang w:val="ar_AE" w:bidi="ar_AE"/>
         </w:rPr>
       </w:r>
       <w:r>
         <w:rPr>
           <w:u w:val="single"/>
+          <w:rtl/>
+          <w:cs/>
           <w:lang w:val="ar_AE" w:bidi="ar_AE"/>
         </w:rPr>
         <w:t>مقاطع كتابية لدراسة أعمق</w:t>
@@ -715,12 +883,16 @@
       </w:pPr>
       <w:r>
         <w:rPr>
+          <w:rtl/>
+          <w:cs/>
           <w:lang w:val="ar_AE" w:bidi="ar_AE"/>
         </w:rPr>
       </w:r>
       <w:hyperlink r:id="rId22">
         <w:r>
           <w:rPr>
+            <w:rtl/>
+            <w:cs/>
             <w:lang w:val="ar_AE" w:bidi="ar_AE"/>
           </w:rPr>
           <w:rPr>
@@ -732,6 +904,8 @@
       </w:hyperlink>
       <w:r>
         <w:rPr>
+          <w:rtl/>
+          <w:cs/>
           <w:lang w:val="ar_AE" w:bidi="ar_AE"/>
         </w:rPr>
         <w:t xml:space="preserve">؛ </w:t>
@@ -739,6 +913,8 @@
       <w:hyperlink r:id="rId23">
         <w:r>
           <w:rPr>
+            <w:rtl/>
+            <w:cs/>
             <w:lang w:val="ar_AE" w:bidi="ar_AE"/>
           </w:rPr>
           <w:rPr>
@@ -750,6 +926,8 @@
       </w:hyperlink>
       <w:r>
         <w:rPr>
+          <w:rtl/>
+          <w:cs/>
           <w:lang w:val="ar_AE" w:bidi="ar_AE"/>
         </w:rPr>
         <w:t xml:space="preserve">؛ </w:t>
@@ -757,6 +935,8 @@
       <w:hyperlink r:id="rId20">
         <w:r>
           <w:rPr>
+            <w:rtl/>
+            <w:cs/>
             <w:lang w:val="ar_AE" w:bidi="ar_AE"/>
           </w:rPr>
           <w:rPr>
@@ -768,6 +948,8 @@
       </w:hyperlink>
       <w:r>
         <w:rPr>
+          <w:rtl/>
+          <w:cs/>
           <w:lang w:val="ar_AE" w:bidi="ar_AE"/>
         </w:rPr>
         <w:t xml:space="preserve">؛ </w:t>
@@ -775,6 +957,8 @@
       <w:hyperlink r:id="rId24">
         <w:r>
           <w:rPr>
+            <w:rtl/>
+            <w:cs/>
             <w:lang w:val="ar_AE" w:bidi="ar_AE"/>
           </w:rPr>
           <w:rPr>
@@ -786,6 +970,8 @@
       </w:hyperlink>
       <w:r>
         <w:rPr>
+          <w:rtl/>
+          <w:cs/>
           <w:lang w:val="ar_AE" w:bidi="ar_AE"/>
         </w:rPr>
         <w:t xml:space="preserve">؛ </w:t>
@@ -793,6 +979,8 @@
       <w:hyperlink r:id="rId25">
         <w:r>
           <w:rPr>
+            <w:rtl/>
+            <w:cs/>
             <w:lang w:val="ar_AE" w:bidi="ar_AE"/>
           </w:rPr>
           <w:rPr>
@@ -804,6 +992,8 @@
       </w:hyperlink>
       <w:r>
         <w:rPr>
+          <w:rtl/>
+          <w:cs/>
           <w:lang w:val="ar_AE" w:bidi="ar_AE"/>
         </w:rPr>
         <w:t xml:space="preserve">؛ </w:t>
@@ -811,6 +1001,8 @@
       <w:hyperlink r:id="rId13">
         <w:r>
           <w:rPr>
+            <w:rtl/>
+            <w:cs/>
             <w:lang w:val="ar_AE" w:bidi="ar_AE"/>
           </w:rPr>
           <w:rPr>
@@ -822,6 +1014,8 @@
       </w:hyperlink>
       <w:r>
         <w:rPr>
+          <w:rtl/>
+          <w:cs/>
           <w:lang w:val="ar_AE" w:bidi="ar_AE"/>
         </w:rPr>
         <w:t xml:space="preserve">؛ </w:t>
@@ -829,6 +1023,8 @@
       <w:hyperlink r:id="rId26">
         <w:r>
           <w:rPr>
+            <w:rtl/>
+            <w:cs/>
             <w:lang w:val="ar_AE" w:bidi="ar_AE"/>
           </w:rPr>
           <w:rPr>
@@ -840,6 +1036,8 @@
       </w:hyperlink>
       <w:r>
         <w:rPr>
+          <w:rtl/>
+          <w:cs/>
           <w:lang w:val="ar_AE" w:bidi="ar_AE"/>
         </w:rPr>
         <w:t xml:space="preserve">؛ </w:t>
@@ -847,6 +1045,8 @@
       <w:hyperlink r:id="rId21">
         <w:r>
           <w:rPr>
+            <w:rtl/>
+            <w:cs/>
             <w:lang w:val="ar_AE" w:bidi="ar_AE"/>
           </w:rPr>
           <w:rPr>
@@ -858,17 +1058,23 @@
       </w:hyperlink>
       <w:r>
         <w:rPr>
+          <w:rtl/>
+          <w:cs/>
           <w:lang w:val="ar_AE" w:bidi="ar_AE"/>
         </w:rPr>
         <w:t>.</w:t>
       </w:r>
       <w:r>
         <w:rPr>
-          <w:lang w:val="ar_AE" w:bidi="ar_AE"/>
-        </w:rPr>
-      </w:r>
-      <w:r>
-        <w:rPr>
+          <w:rtl/>
+          <w:cs/>
+          <w:lang w:val="ar_AE" w:bidi="ar_AE"/>
+        </w:rPr>
+      </w:r>
+      <w:r>
+        <w:rPr>
+          <w:rtl/>
+          <w:cs/>
           <w:lang w:val="ar_AE" w:bidi="ar_AE"/>
         </w:rPr>
       </w:r>
@@ -879,6 +1085,8 @@
       </w:pPr>
       <w:r>
         <w:rPr>
+          <w:rtl/>
+          <w:cs/>
           <w:lang w:val="ar_AE" w:bidi="ar_AE"/>
         </w:rPr>
       </w:r>
@@ -890,12 +1098,16 @@
       </w:pPr>
       <w:r>
         <w:rPr>
+          <w:rtl/>
+          <w:cs/>
           <w:lang w:val="ar_AE" w:bidi="ar_AE"/>
         </w:rPr>
         <w:t>صادوق</w:t>
       </w:r>
       <w:r>
         <w:rPr>
+          <w:rtl/>
+          <w:cs/>
           <w:lang w:val="ar_AE" w:bidi="ar_AE"/>
         </w:rPr>
       </w:r>
@@ -906,11 +1118,15 @@
       </w:pPr>
       <w:r>
         <w:rPr>
-          <w:lang w:val="ar_AE" w:bidi="ar_AE"/>
-        </w:rPr>
-      </w:r>
-      <w:r>
-        <w:rPr>
+          <w:rtl/>
+          <w:cs/>
+          <w:lang w:val="ar_AE" w:bidi="ar_AE"/>
+        </w:rPr>
+      </w:r>
+      <w:r>
+        <w:rPr>
+          <w:rtl/>
+          <w:cs/>
           <w:lang w:val="ar_AE" w:bidi="ar_AE"/>
         </w:rPr>
         <w:t>كان صادوق من الشخصيات البارزة في تاريخ كهنوت إسرائيل. ويظهر أول مرة في قصة 2 صموئيل (</w:t>
@@ -918,6 +1134,8 @@
       <w:hyperlink r:id="rId15">
         <w:r>
           <w:rPr>
+            <w:rtl/>
+            <w:cs/>
             <w:lang w:val="ar_AE" w:bidi="ar_AE"/>
           </w:rPr>
           <w:rPr>
@@ -929,6 +1147,8 @@
       </w:hyperlink>
       <w:r>
         <w:rPr>
+          <w:rtl/>
+          <w:cs/>
           <w:lang w:val="ar_AE" w:bidi="ar_AE"/>
         </w:rPr>
         <w:t>). يرى بعض العلماء أنه ربما لم يكن مولودًا في عائلة كهنوتية. ومع ذلك، يذكر الكتاب المقدس أنه كان من نسل هارون (</w:t>
@@ -936,6 +1156,8 @@
       <w:hyperlink r:id="rId27">
         <w:r>
           <w:rPr>
+            <w:rtl/>
+            <w:cs/>
             <w:lang w:val="ar_AE" w:bidi="ar_AE"/>
           </w:rPr>
           <w:rPr>
@@ -947,6 +1169,8 @@
       </w:hyperlink>
       <w:r>
         <w:rPr>
+          <w:rtl/>
+          <w:cs/>
           <w:lang w:val="ar_AE" w:bidi="ar_AE"/>
         </w:rPr>
         <w:t xml:space="preserve">, </w:t>
@@ -954,6 +1178,8 @@
       <w:hyperlink r:id="rId28">
         <w:r>
           <w:rPr>
+            <w:rtl/>
+            <w:cs/>
             <w:lang w:val="ar_AE" w:bidi="ar_AE"/>
           </w:rPr>
           <w:rPr>
@@ -965,18 +1191,24 @@
       </w:hyperlink>
       <w:r>
         <w:rPr>
+          <w:rtl/>
+          <w:cs/>
           <w:lang w:val="ar_AE" w:bidi="ar_AE"/>
         </w:rPr>
         <w:t xml:space="preserve">). يرجع نسب عائلة صادوق إلى </w:t>
       </w:r>
       <w:r>
         <w:rPr>
+          <w:rtl/>
+          <w:cs/>
           <w:lang w:val="ar_AE" w:bidi="ar_AE"/>
         </w:rPr>
         <w:t>أَلِعَازَار</w:t>
       </w:r>
       <w:r>
         <w:rPr>
+          <w:rtl/>
+          <w:cs/>
           <w:lang w:val="ar_AE" w:bidi="ar_AE"/>
         </w:rPr>
         <w:t>، ابن هارون (</w:t>
@@ -984,6 +1216,8 @@
       <w:hyperlink r:id="rId29">
         <w:r>
           <w:rPr>
+            <w:rtl/>
+            <w:cs/>
             <w:lang w:val="ar_AE" w:bidi="ar_AE"/>
           </w:rPr>
           <w:rPr>
@@ -995,6 +1229,8 @@
       </w:hyperlink>
       <w:r>
         <w:rPr>
+          <w:rtl/>
+          <w:cs/>
           <w:lang w:val="ar_AE" w:bidi="ar_AE"/>
         </w:rPr>
         <w:t xml:space="preserve">؛ </w:t>
@@ -1002,6 +1238,8 @@
       <w:hyperlink r:id="rId30">
         <w:r>
           <w:rPr>
+            <w:rtl/>
+            <w:cs/>
             <w:lang w:val="ar_AE" w:bidi="ar_AE"/>
           </w:rPr>
           <w:rPr>
@@ -1013,6 +1251,8 @@
       </w:hyperlink>
       <w:r>
         <w:rPr>
+          <w:rtl/>
+          <w:cs/>
           <w:lang w:val="ar_AE" w:bidi="ar_AE"/>
         </w:rPr>
         <w:t xml:space="preserve">؛ </w:t>
@@ -1020,6 +1260,8 @@
       <w:hyperlink r:id="rId31">
         <w:r>
           <w:rPr>
+            <w:rtl/>
+            <w:cs/>
             <w:lang w:val="ar_AE" w:bidi="ar_AE"/>
           </w:rPr>
           <w:rPr>
@@ -1031,18 +1273,24 @@
       </w:hyperlink>
       <w:r>
         <w:rPr>
+          <w:rtl/>
+          <w:cs/>
           <w:lang w:val="ar_AE" w:bidi="ar_AE"/>
         </w:rPr>
         <w:t xml:space="preserve">). خدم صادوق مع </w:t>
       </w:r>
       <w:r>
         <w:rPr>
+          <w:rtl/>
+          <w:cs/>
           <w:lang w:val="ar_AE" w:bidi="ar_AE"/>
         </w:rPr>
         <w:t>أبِيَاثَار</w:t>
       </w:r>
       <w:r>
         <w:rPr>
+          <w:rtl/>
+          <w:cs/>
           <w:lang w:val="ar_AE" w:bidi="ar_AE"/>
         </w:rPr>
         <w:t>، الذي ينحدر من نسل عالي الكاهن. وكان كلاهما كهنة لإسرائيل في عهد الملك داود (</w:t>
@@ -1050,6 +1298,8 @@
       <w:hyperlink r:id="rId15">
         <w:r>
           <w:rPr>
+            <w:rtl/>
+            <w:cs/>
             <w:lang w:val="ar_AE" w:bidi="ar_AE"/>
           </w:rPr>
           <w:rPr>
@@ -1061,6 +1311,8 @@
       </w:hyperlink>
       <w:r>
         <w:rPr>
+          <w:rtl/>
+          <w:cs/>
           <w:lang w:val="ar_AE" w:bidi="ar_AE"/>
         </w:rPr>
         <w:t xml:space="preserve">؛ </w:t>
@@ -1068,6 +1320,8 @@
       <w:hyperlink r:id="rId32">
         <w:r>
           <w:rPr>
+            <w:rtl/>
+            <w:cs/>
             <w:lang w:val="ar_AE" w:bidi="ar_AE"/>
           </w:rPr>
           <w:rPr>
@@ -1079,6 +1333,8 @@
       </w:hyperlink>
       <w:r>
         <w:rPr>
+          <w:rtl/>
+          <w:cs/>
           <w:lang w:val="ar_AE" w:bidi="ar_AE"/>
         </w:rPr>
         <w:t>).</w:t>
@@ -1090,11 +1346,15 @@
       </w:pPr>
       <w:r>
         <w:rPr>
-          <w:lang w:val="ar_AE" w:bidi="ar_AE"/>
-        </w:rPr>
-      </w:r>
-      <w:r>
-        <w:rPr>
+          <w:rtl/>
+          <w:cs/>
+          <w:lang w:val="ar_AE" w:bidi="ar_AE"/>
+        </w:rPr>
+      </w:r>
+      <w:r>
+        <w:rPr>
+          <w:rtl/>
+          <w:cs/>
           <w:lang w:val="ar_AE" w:bidi="ar_AE"/>
         </w:rPr>
         <w:t>عندما تمرد أبشالوم ضد الملك داود، أظهر كل من صادوق وأبِيَاثَار ولاءهما بإحضار التابوت إليه، وكانوا على استعداد للانضمام إليه في السبي (</w:t>
@@ -1102,6 +1362,8 @@
       <w:hyperlink r:id="rId33">
         <w:r>
           <w:rPr>
+            <w:rtl/>
+            <w:cs/>
             <w:lang w:val="ar_AE" w:bidi="ar_AE"/>
           </w:rPr>
           <w:rPr>
@@ -1113,6 +1375,8 @@
       </w:hyperlink>
       <w:r>
         <w:rPr>
+          <w:rtl/>
+          <w:cs/>
           <w:lang w:val="ar_AE" w:bidi="ar_AE"/>
         </w:rPr>
         <w:t>). ومع ذلك، أعادهم داود إلى أورشليم ليكونوا جواسيس له.</w:t>
@@ -1124,11 +1388,15 @@
       </w:pPr>
       <w:r>
         <w:rPr>
-          <w:lang w:val="ar_AE" w:bidi="ar_AE"/>
-        </w:rPr>
-      </w:r>
-      <w:r>
-        <w:rPr>
+          <w:rtl/>
+          <w:cs/>
+          <w:lang w:val="ar_AE" w:bidi="ar_AE"/>
+        </w:rPr>
+      </w:r>
+      <w:r>
+        <w:rPr>
+          <w:rtl/>
+          <w:cs/>
           <w:lang w:val="ar_AE" w:bidi="ar_AE"/>
         </w:rPr>
         <w:t>حاول أدونيّا ابن داود في وقت لاحق الاستيلاء على عرش داود أبيه بمساعدة يوآب وأبياثار. لكن صادوق اختار بحكمة عدم دعمه أو تأييده (</w:t>
@@ -1136,6 +1404,8 @@
       <w:hyperlink r:id="rId34">
         <w:r>
           <w:rPr>
+            <w:rtl/>
+            <w:cs/>
             <w:lang w:val="ar_AE" w:bidi="ar_AE"/>
           </w:rPr>
           <w:rPr>
@@ -1147,6 +1417,8 @@
       </w:hyperlink>
       <w:r>
         <w:rPr>
+          <w:rtl/>
+          <w:cs/>
           <w:lang w:val="ar_AE" w:bidi="ar_AE"/>
         </w:rPr>
         <w:t>). طُرد أبياثار (</w:t>
@@ -1154,6 +1426,8 @@
       <w:hyperlink r:id="rId35">
         <w:r>
           <w:rPr>
+            <w:rtl/>
+            <w:cs/>
             <w:lang w:val="ar_AE" w:bidi="ar_AE"/>
           </w:rPr>
           <w:rPr>
@@ -1165,6 +1439,8 @@
       </w:hyperlink>
       <w:r>
         <w:rPr>
+          <w:rtl/>
+          <w:cs/>
           <w:lang w:val="ar_AE" w:bidi="ar_AE"/>
         </w:rPr>
         <w:t>)، فتحققت النبوة بأن عائلة عالي ستفقد الكهنوت (</w:t>
@@ -1172,6 +1448,8 @@
       <w:hyperlink r:id="rId36">
         <w:r>
           <w:rPr>
+            <w:rtl/>
+            <w:cs/>
             <w:lang w:val="ar_AE" w:bidi="ar_AE"/>
           </w:rPr>
           <w:rPr>
@@ -1183,18 +1461,24 @@
       </w:hyperlink>
       <w:r>
         <w:rPr>
+          <w:rtl/>
+          <w:cs/>
           <w:lang w:val="ar_AE" w:bidi="ar_AE"/>
         </w:rPr>
         <w:t>). في هذه النبوة، قال الله، "</w:t>
       </w:r>
       <w:r>
         <w:rPr>
+          <w:rtl/>
+          <w:cs/>
           <w:lang w:val="ar_AE" w:bidi="ar_AE"/>
         </w:rPr>
         <w:t>وَأُقِيمُ لِنَفْسِي كَاهِنًا أَمِينًا يَعْمَلُ حَسَبَ مَا بِقَلْبِي وَنَفْسِي، وَأَبْنِي لَهُ بَيْتًا أَمِينًا فَيَسِيرُ أَمَامَ مَسِيحِي كُلَّ ٱلْأَيَّامِ</w:t>
       </w:r>
       <w:r>
         <w:rPr>
+          <w:rtl/>
+          <w:cs/>
           <w:lang w:val="ar_AE" w:bidi="ar_AE"/>
         </w:rPr>
         <w:t>" (</w:t>
@@ -1202,6 +1486,8 @@
       <w:hyperlink r:id="rId37">
         <w:r>
           <w:rPr>
+            <w:rtl/>
+            <w:cs/>
             <w:lang w:val="ar_AE" w:bidi="ar_AE"/>
           </w:rPr>
           <w:rPr>
@@ -1213,6 +1499,8 @@
       </w:hyperlink>
       <w:r>
         <w:rPr>
+          <w:rtl/>
+          <w:cs/>
           <w:lang w:val="ar_AE" w:bidi="ar_AE"/>
         </w:rPr>
         <w:t>).</w:t>
@@ -1224,11 +1512,15 @@
       </w:pPr>
       <w:r>
         <w:rPr>
-          <w:lang w:val="ar_AE" w:bidi="ar_AE"/>
-        </w:rPr>
-      </w:r>
-      <w:r>
-        <w:rPr>
+          <w:rtl/>
+          <w:cs/>
+          <w:lang w:val="ar_AE" w:bidi="ar_AE"/>
+        </w:rPr>
+      </w:r>
+      <w:r>
+        <w:rPr>
+          <w:rtl/>
+          <w:cs/>
           <w:lang w:val="ar_AE" w:bidi="ar_AE"/>
         </w:rPr>
         <w:t>صادوق حقق النبوة وأصبح رئيس الكهنة الوحيد في عهد سليمان (</w:t>
@@ -1236,6 +1528,8 @@
       <w:hyperlink r:id="rId38">
         <w:r>
           <w:rPr>
+            <w:rtl/>
+            <w:cs/>
             <w:lang w:val="ar_AE" w:bidi="ar_AE"/>
           </w:rPr>
           <w:rPr>
@@ -1247,6 +1541,8 @@
       </w:hyperlink>
       <w:r>
         <w:rPr>
+          <w:rtl/>
+          <w:cs/>
           <w:lang w:val="ar_AE" w:bidi="ar_AE"/>
         </w:rPr>
         <w:t>). كان أحفاد صادوق كهنة لإسرائيل في أثناء فترة الملكية وما بعدها. عزريا الكاهن في عهد حزقيّا، كان من نسل صادوق (</w:t>
@@ -1254,6 +1550,8 @@
       <w:hyperlink r:id="rId39">
         <w:r>
           <w:rPr>
+            <w:rtl/>
+            <w:cs/>
             <w:lang w:val="ar_AE" w:bidi="ar_AE"/>
           </w:rPr>
           <w:rPr>
@@ -1265,6 +1563,8 @@
       </w:hyperlink>
       <w:r>
         <w:rPr>
+          <w:rtl/>
+          <w:cs/>
           <w:lang w:val="ar_AE" w:bidi="ar_AE"/>
         </w:rPr>
         <w:t>). في أثناء السبي البابلي، كانت رؤية حزقيال للهيكل الجديد تشير إلى سلالة صادوق الكهنوتية (</w:t>
@@ -1272,6 +1572,8 @@
       <w:hyperlink r:id="rId40">
         <w:r>
           <w:rPr>
+            <w:rtl/>
+            <w:cs/>
             <w:lang w:val="ar_AE" w:bidi="ar_AE"/>
           </w:rPr>
           <w:rPr>
@@ -1283,6 +1585,8 @@
       </w:hyperlink>
       <w:r>
         <w:rPr>
+          <w:rtl/>
+          <w:cs/>
           <w:lang w:val="ar_AE" w:bidi="ar_AE"/>
         </w:rPr>
         <w:t xml:space="preserve">؛ </w:t>
@@ -1290,6 +1594,8 @@
       <w:hyperlink r:id="rId41">
         <w:r>
           <w:rPr>
+            <w:rtl/>
+            <w:cs/>
             <w:lang w:val="ar_AE" w:bidi="ar_AE"/>
           </w:rPr>
           <w:rPr>
@@ -1301,6 +1607,8 @@
       </w:hyperlink>
       <w:r>
         <w:rPr>
+          <w:rtl/>
+          <w:cs/>
           <w:lang w:val="ar_AE" w:bidi="ar_AE"/>
         </w:rPr>
         <w:t xml:space="preserve">؛ </w:t>
@@ -1308,6 +1616,8 @@
       <w:hyperlink r:id="rId42">
         <w:r>
           <w:rPr>
+            <w:rtl/>
+            <w:cs/>
             <w:lang w:val="ar_AE" w:bidi="ar_AE"/>
           </w:rPr>
           <w:rPr>
@@ -1319,6 +1629,8 @@
       </w:hyperlink>
       <w:r>
         <w:rPr>
+          <w:rtl/>
+          <w:cs/>
           <w:lang w:val="ar_AE" w:bidi="ar_AE"/>
         </w:rPr>
         <w:t xml:space="preserve">؛ </w:t>
@@ -1326,6 +1638,8 @@
       <w:hyperlink r:id="rId43">
         <w:r>
           <w:rPr>
+            <w:rtl/>
+            <w:cs/>
             <w:lang w:val="ar_AE" w:bidi="ar_AE"/>
           </w:rPr>
           <w:rPr>
@@ -1337,6 +1651,8 @@
       </w:hyperlink>
       <w:r>
         <w:rPr>
+          <w:rtl/>
+          <w:cs/>
           <w:lang w:val="ar_AE" w:bidi="ar_AE"/>
         </w:rPr>
         <w:t>). في أوائل القرن الثاني قبل الميلاد، عندما كان اليهود تحت حكم السلوقيين، أصبح منصب رئيس الكهنة منصبًا سياسيًا، وانتُزع المنصب من أحفاد صادوق. وبِالنّظَرِ إلى نبوءات حزقيال، ظلت بعض الجماعات اليهودية، كأولئك الذين عملوا مخطوطات البحر المَيِّت، متمسكة بأمل عودة سلالة صادوق إلى رئاسة الكهنوت. لكن العهد الجديد يذكر أن يسوع المسيح الآن هو من يملك منصب رئيس الكهنة (</w:t>
@@ -1344,6 +1660,8 @@
       <w:hyperlink r:id="rId44">
         <w:r>
           <w:rPr>
+            <w:rtl/>
+            <w:cs/>
             <w:lang w:val="ar_AE" w:bidi="ar_AE"/>
           </w:rPr>
           <w:rPr>
@@ -1355,6 +1673,8 @@
       </w:hyperlink>
       <w:r>
         <w:rPr>
+          <w:rtl/>
+          <w:cs/>
           <w:lang w:val="ar_AE" w:bidi="ar_AE"/>
         </w:rPr>
         <w:t xml:space="preserve">؛ </w:t>
@@ -1362,6 +1682,8 @@
       <w:hyperlink r:id="rId45">
         <w:r>
           <w:rPr>
+            <w:rtl/>
+            <w:cs/>
             <w:lang w:val="ar_AE" w:bidi="ar_AE"/>
           </w:rPr>
           <w:rPr>
@@ -1373,6 +1695,8 @@
       </w:hyperlink>
       <w:r>
         <w:rPr>
+          <w:rtl/>
+          <w:cs/>
           <w:lang w:val="ar_AE" w:bidi="ar_AE"/>
         </w:rPr>
         <w:t>).</w:t>
@@ -1384,12 +1708,16 @@
       </w:pPr>
       <w:r>
         <w:rPr>
+          <w:rtl/>
+          <w:cs/>
           <w:lang w:val="ar_AE" w:bidi="ar_AE"/>
         </w:rPr>
       </w:r>
       <w:r>
         <w:rPr>
           <w:u w:val="single"/>
+          <w:rtl/>
+          <w:cs/>
           <w:lang w:val="ar_AE" w:bidi="ar_AE"/>
         </w:rPr>
         <w:t>مقاطع كتابية لدراسة أعمق</w:t>
@@ -1401,12 +1729,16 @@
       </w:pPr>
       <w:r>
         <w:rPr>
+          <w:rtl/>
+          <w:cs/>
           <w:lang w:val="ar_AE" w:bidi="ar_AE"/>
         </w:rPr>
       </w:r>
       <w:hyperlink r:id="rId15">
         <w:r>
           <w:rPr>
+            <w:rtl/>
+            <w:cs/>
             <w:lang w:val="ar_AE" w:bidi="ar_AE"/>
           </w:rPr>
           <w:rPr>
@@ -1418,6 +1750,8 @@
       </w:hyperlink>
       <w:r>
         <w:rPr>
+          <w:rtl/>
+          <w:cs/>
           <w:lang w:val="ar_AE" w:bidi="ar_AE"/>
         </w:rPr>
         <w:t xml:space="preserve">؛ </w:t>
@@ -1425,6 +1759,8 @@
       <w:hyperlink r:id="rId46">
         <w:r>
           <w:rPr>
+            <w:rtl/>
+            <w:cs/>
             <w:lang w:val="ar_AE" w:bidi="ar_AE"/>
           </w:rPr>
           <w:rPr>
@@ -1436,6 +1772,8 @@
       </w:hyperlink>
       <w:r>
         <w:rPr>
+          <w:rtl/>
+          <w:cs/>
           <w:lang w:val="ar_AE" w:bidi="ar_AE"/>
         </w:rPr>
         <w:t xml:space="preserve">؛ </w:t>
@@ -1443,6 +1781,8 @@
       <w:hyperlink r:id="rId47">
         <w:r>
           <w:rPr>
+            <w:rtl/>
+            <w:cs/>
             <w:lang w:val="ar_AE" w:bidi="ar_AE"/>
           </w:rPr>
           <w:rPr>
@@ -1454,6 +1794,8 @@
       </w:hyperlink>
       <w:r>
         <w:rPr>
+          <w:rtl/>
+          <w:cs/>
           <w:lang w:val="ar_AE" w:bidi="ar_AE"/>
         </w:rPr>
         <w:t xml:space="preserve">؛ </w:t>
@@ -1461,6 +1803,8 @@
       <w:hyperlink r:id="rId38">
         <w:r>
           <w:rPr>
+            <w:rtl/>
+            <w:cs/>
             <w:lang w:val="ar_AE" w:bidi="ar_AE"/>
           </w:rPr>
           <w:rPr>
@@ -1472,6 +1816,8 @@
       </w:hyperlink>
       <w:r>
         <w:rPr>
+          <w:rtl/>
+          <w:cs/>
           <w:lang w:val="ar_AE" w:bidi="ar_AE"/>
         </w:rPr>
         <w:t xml:space="preserve">؛ </w:t>
@@ -1479,6 +1825,8 @@
       <w:hyperlink r:id="rId27">
         <w:r>
           <w:rPr>
+            <w:rtl/>
+            <w:cs/>
             <w:lang w:val="ar_AE" w:bidi="ar_AE"/>
           </w:rPr>
           <w:rPr>
@@ -1490,6 +1838,8 @@
       </w:hyperlink>
       <w:r>
         <w:rPr>
+          <w:rtl/>
+          <w:cs/>
           <w:lang w:val="ar_AE" w:bidi="ar_AE"/>
         </w:rPr>
         <w:t xml:space="preserve">, </w:t>
@@ -1497,6 +1847,8 @@
       <w:hyperlink r:id="rId28">
         <w:r>
           <w:rPr>
+            <w:rtl/>
+            <w:cs/>
             <w:lang w:val="ar_AE" w:bidi="ar_AE"/>
           </w:rPr>
           <w:rPr>
@@ -1508,6 +1860,8 @@
       </w:hyperlink>
       <w:r>
         <w:rPr>
+          <w:rtl/>
+          <w:cs/>
           <w:lang w:val="ar_AE" w:bidi="ar_AE"/>
         </w:rPr>
         <w:t xml:space="preserve">؛ </w:t>
@@ -1515,6 +1869,8 @@
       <w:hyperlink r:id="rId48">
         <w:r>
           <w:rPr>
+            <w:rtl/>
+            <w:cs/>
             <w:lang w:val="ar_AE" w:bidi="ar_AE"/>
           </w:rPr>
           <w:rPr>
@@ -1526,6 +1882,8 @@
       </w:hyperlink>
       <w:r>
         <w:rPr>
+          <w:rtl/>
+          <w:cs/>
           <w:lang w:val="ar_AE" w:bidi="ar_AE"/>
         </w:rPr>
         <w:t xml:space="preserve">؛ </w:t>
@@ -1533,6 +1891,8 @@
       <w:hyperlink r:id="rId40">
         <w:r>
           <w:rPr>
+            <w:rtl/>
+            <w:cs/>
             <w:lang w:val="ar_AE" w:bidi="ar_AE"/>
           </w:rPr>
           <w:rPr>
@@ -1544,6 +1904,8 @@
       </w:hyperlink>
       <w:r>
         <w:rPr>
+          <w:rtl/>
+          <w:cs/>
           <w:lang w:val="ar_AE" w:bidi="ar_AE"/>
         </w:rPr>
         <w:t xml:space="preserve">؛ </w:t>
@@ -1551,6 +1913,8 @@
       <w:hyperlink r:id="rId41">
         <w:r>
           <w:rPr>
+            <w:rtl/>
+            <w:cs/>
             <w:lang w:val="ar_AE" w:bidi="ar_AE"/>
           </w:rPr>
           <w:rPr>
@@ -1562,6 +1926,8 @@
       </w:hyperlink>
       <w:r>
         <w:rPr>
+          <w:rtl/>
+          <w:cs/>
           <w:lang w:val="ar_AE" w:bidi="ar_AE"/>
         </w:rPr>
         <w:t xml:space="preserve">؛ </w:t>
@@ -1569,6 +1935,8 @@
       <w:hyperlink r:id="rId42">
         <w:r>
           <w:rPr>
+            <w:rtl/>
+            <w:cs/>
             <w:lang w:val="ar_AE" w:bidi="ar_AE"/>
           </w:rPr>
           <w:rPr>
@@ -1580,6 +1948,8 @@
       </w:hyperlink>
       <w:r>
         <w:rPr>
+          <w:rtl/>
+          <w:cs/>
           <w:lang w:val="ar_AE" w:bidi="ar_AE"/>
         </w:rPr>
         <w:t xml:space="preserve">؛ </w:t>
@@ -1587,6 +1957,8 @@
       <w:hyperlink r:id="rId43">
         <w:r>
           <w:rPr>
+            <w:rtl/>
+            <w:cs/>
             <w:lang w:val="ar_AE" w:bidi="ar_AE"/>
           </w:rPr>
           <w:rPr>
@@ -1598,11 +1970,15 @@
       </w:hyperlink>
       <w:r>
         <w:rPr>
-          <w:lang w:val="ar_AE" w:bidi="ar_AE"/>
-        </w:rPr>
-      </w:r>
-      <w:r>
-        <w:rPr>
+          <w:rtl/>
+          <w:cs/>
+          <w:lang w:val="ar_AE" w:bidi="ar_AE"/>
+        </w:rPr>
+      </w:r>
+      <w:r>
+        <w:rPr>
+          <w:rtl/>
+          <w:cs/>
           <w:lang w:val="ar_AE" w:bidi="ar_AE"/>
         </w:rPr>
       </w:r>
@@ -1613,6 +1989,8 @@
       </w:pPr>
       <w:r>
         <w:rPr>
+          <w:rtl/>
+          <w:cs/>
           <w:lang w:val="ar_AE" w:bidi="ar_AE"/>
         </w:rPr>
       </w:r>
@@ -1624,12 +2002,16 @@
       </w:pPr>
       <w:r>
         <w:rPr>
+          <w:rtl/>
+          <w:cs/>
           <w:lang w:val="ar_AE" w:bidi="ar_AE"/>
         </w:rPr>
         <w:t>صموئيل</w:t>
       </w:r>
       <w:r>
         <w:rPr>
+          <w:rtl/>
+          <w:cs/>
           <w:lang w:val="ar_AE" w:bidi="ar_AE"/>
         </w:rPr>
       </w:r>
@@ -1640,11 +2022,15 @@
       </w:pPr>
       <w:r>
         <w:rPr>
-          <w:lang w:val="ar_AE" w:bidi="ar_AE"/>
-        </w:rPr>
-      </w:r>
-      <w:r>
-        <w:rPr>
+          <w:rtl/>
+          <w:cs/>
+          <w:lang w:val="ar_AE" w:bidi="ar_AE"/>
+        </w:rPr>
+      </w:r>
+      <w:r>
+        <w:rPr>
+          <w:rtl/>
+          <w:cs/>
           <w:lang w:val="ar_AE" w:bidi="ar_AE"/>
         </w:rPr>
         <w:t>عاش صموئيل في نهاية عصر القضاة وأسهم في قيادة إسرائيل حتى عصر الملوك، وقد كان آخر قضاة إسرائيل (</w:t>
@@ -1652,6 +2038,8 @@
       <w:hyperlink r:id="rId49">
         <w:r>
           <w:rPr>
+            <w:rtl/>
+            <w:cs/>
             <w:lang w:val="ar_AE" w:bidi="ar_AE"/>
           </w:rPr>
           <w:rPr>
@@ -1663,6 +2051,8 @@
       </w:hyperlink>
       <w:r>
         <w:rPr>
+          <w:rtl/>
+          <w:cs/>
           <w:lang w:val="ar_AE" w:bidi="ar_AE"/>
         </w:rPr>
         <w:t xml:space="preserve">، </w:t>
@@ -1670,6 +2060,8 @@
       <w:hyperlink r:id="rId50">
         <w:r>
           <w:rPr>
+            <w:rtl/>
+            <w:cs/>
             <w:lang w:val="ar_AE" w:bidi="ar_AE"/>
           </w:rPr>
           <w:rPr>
@@ -1681,18 +2073,24 @@
       </w:hyperlink>
       <w:r>
         <w:rPr>
+          <w:rtl/>
+          <w:cs/>
           <w:lang w:val="ar_AE" w:bidi="ar_AE"/>
         </w:rPr>
         <w:t xml:space="preserve">). </w:t>
       </w:r>
       <w:r>
         <w:rPr>
+          <w:rtl/>
+          <w:cs/>
           <w:lang w:val="ar_AE" w:bidi="ar_AE"/>
         </w:rPr>
         <w:t>غالبًا ما يُنظر إلى صموئيل على أنه أول نبي لإسرائيل</w:t>
       </w:r>
       <w:r>
         <w:rPr>
+          <w:rtl/>
+          <w:cs/>
           <w:lang w:val="ar_AE" w:bidi="ar_AE"/>
         </w:rPr>
         <w:t xml:space="preserve"> (</w:t>
@@ -1700,6 +2098,8 @@
       <w:hyperlink r:id="rId51">
         <w:r>
           <w:rPr>
+            <w:rtl/>
+            <w:cs/>
             <w:lang w:val="ar_AE" w:bidi="ar_AE"/>
           </w:rPr>
           <w:rPr>
@@ -1711,6 +2111,8 @@
       </w:hyperlink>
       <w:r>
         <w:rPr>
+          <w:rtl/>
+          <w:cs/>
           <w:lang w:val="ar_AE" w:bidi="ar_AE"/>
         </w:rPr>
         <w:t xml:space="preserve">؛ </w:t>
@@ -1718,6 +2120,8 @@
       <w:hyperlink r:id="rId52">
         <w:r>
           <w:rPr>
+            <w:rtl/>
+            <w:cs/>
             <w:lang w:val="ar_AE" w:bidi="ar_AE"/>
           </w:rPr>
           <w:rPr>
@@ -1729,6 +2133,8 @@
       </w:hyperlink>
       <w:r>
         <w:rPr>
+          <w:rtl/>
+          <w:cs/>
           <w:lang w:val="ar_AE" w:bidi="ar_AE"/>
         </w:rPr>
         <w:t xml:space="preserve">؛ </w:t>
@@ -1736,6 +2142,8 @@
       <w:hyperlink r:id="rId53">
         <w:r>
           <w:rPr>
+            <w:rtl/>
+            <w:cs/>
             <w:lang w:val="ar_AE" w:bidi="ar_AE"/>
           </w:rPr>
           <w:rPr>
@@ -1747,6 +2155,8 @@
       </w:hyperlink>
       <w:r>
         <w:rPr>
+          <w:rtl/>
+          <w:cs/>
           <w:lang w:val="ar_AE" w:bidi="ar_AE"/>
         </w:rPr>
         <w:t xml:space="preserve">). وقد خدم بصفته كاهن (انظر </w:t>
@@ -1754,6 +2164,8 @@
       <w:hyperlink r:id="rId54">
         <w:r>
           <w:rPr>
+            <w:rtl/>
+            <w:cs/>
             <w:lang w:val="ar_AE" w:bidi="ar_AE"/>
           </w:rPr>
           <w:rPr>
@@ -1765,6 +2177,8 @@
       </w:hyperlink>
       <w:r>
         <w:rPr>
+          <w:rtl/>
+          <w:cs/>
           <w:lang w:val="ar_AE" w:bidi="ar_AE"/>
         </w:rPr>
         <w:t>). وكان إنسانًا يتحلى بإيمان عظيم (</w:t>
@@ -1772,6 +2186,8 @@
       <w:hyperlink r:id="rId55">
         <w:r>
           <w:rPr>
+            <w:rtl/>
+            <w:cs/>
             <w:lang w:val="ar_AE" w:bidi="ar_AE"/>
           </w:rPr>
           <w:rPr>
@@ -1783,6 +2199,8 @@
       </w:hyperlink>
       <w:r>
         <w:rPr>
+          <w:rtl/>
+          <w:cs/>
           <w:lang w:val="ar_AE" w:bidi="ar_AE"/>
         </w:rPr>
         <w:t>).</w:t>
@@ -1794,11 +2212,15 @@
       </w:pPr>
       <w:r>
         <w:rPr>
-          <w:lang w:val="ar_AE" w:bidi="ar_AE"/>
-        </w:rPr>
-      </w:r>
-      <w:r>
-        <w:rPr>
+          <w:rtl/>
+          <w:cs/>
+          <w:lang w:val="ar_AE" w:bidi="ar_AE"/>
+        </w:rPr>
+      </w:r>
+      <w:r>
+        <w:rPr>
+          <w:rtl/>
+          <w:cs/>
           <w:lang w:val="ar_AE" w:bidi="ar_AE"/>
         </w:rPr>
         <w:t>وُلد صموئيل بعدما تضرعت والدته حنّة في صلاتها ليون لها ولد. وكان والدَا صموئيل يسافران كل عام من ٱلرّامة إلى المَقدِس</w:t>
@@ -1806,12 +2228,16 @@
       <w:r>
         <w:rPr>
           <w:b/>
+          <w:rtl/>
+          <w:cs/>
           <w:lang w:val="ar_AE" w:bidi="ar_AE"/>
         </w:rPr>
         <w:t xml:space="preserve"> </w:t>
       </w:r>
       <w:r>
         <w:rPr>
+          <w:rtl/>
+          <w:cs/>
           <w:lang w:val="ar_AE" w:bidi="ar_AE"/>
         </w:rPr>
         <w:t>في شيلوه (</w:t>
@@ -1819,6 +2245,8 @@
       <w:hyperlink r:id="rId56">
         <w:r>
           <w:rPr>
+            <w:rtl/>
+            <w:cs/>
             <w:lang w:val="ar_AE" w:bidi="ar_AE"/>
           </w:rPr>
           <w:rPr>
@@ -1830,6 +2258,8 @@
       </w:hyperlink>
       <w:r>
         <w:rPr>
+          <w:rtl/>
+          <w:cs/>
           <w:lang w:val="ar_AE" w:bidi="ar_AE"/>
         </w:rPr>
         <w:t>). في المَقدِس، صلّت حنّة، التي لم يكن لها أطفال، من أجل أن يمنحها الله ابن، ونذرته لله ليخدمه كل أيام حياته (</w:t>
@@ -1837,6 +2267,8 @@
       <w:hyperlink r:id="rId57">
         <w:r>
           <w:rPr>
+            <w:rtl/>
+            <w:cs/>
             <w:lang w:val="ar_AE" w:bidi="ar_AE"/>
           </w:rPr>
           <w:rPr>
@@ -1848,6 +2280,8 @@
       </w:hyperlink>
       <w:r>
         <w:rPr>
+          <w:rtl/>
+          <w:cs/>
           <w:lang w:val="ar_AE" w:bidi="ar_AE"/>
         </w:rPr>
         <w:t>). استجاب الله لصلاتها، وولد صموئيل (</w:t>
@@ -1855,6 +2289,8 @@
       <w:hyperlink r:id="rId58">
         <w:r>
           <w:rPr>
+            <w:rtl/>
+            <w:cs/>
             <w:lang w:val="ar_AE" w:bidi="ar_AE"/>
           </w:rPr>
           <w:rPr>
@@ -1866,6 +2302,8 @@
       </w:hyperlink>
       <w:r>
         <w:rPr>
+          <w:rtl/>
+          <w:cs/>
           <w:lang w:val="ar_AE" w:bidi="ar_AE"/>
         </w:rPr>
         <w:t>). عندما بلغ صموئيل عمر الفطام، أخذته حنّة ليخدم في المَقدِس</w:t>
@@ -1873,12 +2311,16 @@
       <w:r>
         <w:rPr>
           <w:b/>
+          <w:rtl/>
+          <w:cs/>
           <w:lang w:val="ar_AE" w:bidi="ar_AE"/>
         </w:rPr>
         <w:t xml:space="preserve"> </w:t>
       </w:r>
       <w:r>
         <w:rPr>
+          <w:rtl/>
+          <w:cs/>
           <w:lang w:val="ar_AE" w:bidi="ar_AE"/>
         </w:rPr>
         <w:t>مع عالي، رئيس الكهنة (</w:t>
@@ -1886,6 +2328,8 @@
       <w:hyperlink r:id="rId59">
         <w:r>
           <w:rPr>
+            <w:rtl/>
+            <w:cs/>
             <w:lang w:val="ar_AE" w:bidi="ar_AE"/>
           </w:rPr>
           <w:rPr>
@@ -1897,6 +2341,8 @@
       </w:hyperlink>
       <w:r>
         <w:rPr>
+          <w:rtl/>
+          <w:cs/>
           <w:lang w:val="ar_AE" w:bidi="ar_AE"/>
         </w:rPr>
         <w:t xml:space="preserve">؛ </w:t>
@@ -1904,6 +2350,8 @@
       <w:hyperlink r:id="rId60">
         <w:r>
           <w:rPr>
+            <w:rtl/>
+            <w:cs/>
             <w:lang w:val="ar_AE" w:bidi="ar_AE"/>
           </w:rPr>
           <w:rPr>
@@ -1915,6 +2363,8 @@
       </w:hyperlink>
       <w:r>
         <w:rPr>
+          <w:rtl/>
+          <w:cs/>
           <w:lang w:val="ar_AE" w:bidi="ar_AE"/>
         </w:rPr>
         <w:t>).</w:t>
@@ -1926,23 +2376,31 @@
       </w:pPr>
       <w:r>
         <w:rPr>
-          <w:lang w:val="ar_AE" w:bidi="ar_AE"/>
-        </w:rPr>
-      </w:r>
-      <w:r>
-        <w:rPr>
+          <w:rtl/>
+          <w:cs/>
+          <w:lang w:val="ar_AE" w:bidi="ar_AE"/>
+        </w:rPr>
+      </w:r>
+      <w:r>
+        <w:rPr>
+          <w:rtl/>
+          <w:cs/>
           <w:lang w:val="ar_AE" w:bidi="ar_AE"/>
         </w:rPr>
         <w:t>كان ابنا عالي (الكاهن) أشرارًا، في حين أن صموئيل كان يخدم الرب. وسرعان ما أصبح جليًا أن الله تكلم مع صموئيل عن قُرب مقارنة بعالي (الكاهن). كما حذر الله صموئيل من ال</w:t>
       </w:r>
       <w:r>
         <w:rPr>
+          <w:rtl/>
+          <w:cs/>
           <w:lang w:val="ar_AE" w:bidi="ar_AE"/>
         </w:rPr>
         <w:t xml:space="preserve">فاجعة </w:t>
       </w:r>
       <w:r>
         <w:rPr>
+          <w:rtl/>
+          <w:cs/>
           <w:lang w:val="ar_AE" w:bidi="ar_AE"/>
         </w:rPr>
         <w:t>التي سوف تُلِم بعائلة عالي (</w:t>
@@ -1950,6 +2408,8 @@
       <w:hyperlink r:id="rId61">
         <w:r>
           <w:rPr>
+            <w:rtl/>
+            <w:cs/>
             <w:lang w:val="ar_AE" w:bidi="ar_AE"/>
           </w:rPr>
           <w:rPr>
@@ -1961,6 +2421,8 @@
       </w:hyperlink>
       <w:r>
         <w:rPr>
+          <w:rtl/>
+          <w:cs/>
           <w:lang w:val="ar_AE" w:bidi="ar_AE"/>
         </w:rPr>
         <w:t>). تحقق هذا التحذير عندما هزم الفلسطينيون إسرائيل، وقتلوا ابني عالي، وأخذوا تابوت العهد (</w:t>
@@ -1968,6 +2430,8 @@
       <w:hyperlink r:id="rId62">
         <w:r>
           <w:rPr>
+            <w:rtl/>
+            <w:cs/>
             <w:lang w:val="ar_AE" w:bidi="ar_AE"/>
           </w:rPr>
           <w:rPr>
@@ -1979,6 +2443,8 @@
       </w:hyperlink>
       <w:r>
         <w:rPr>
+          <w:rtl/>
+          <w:cs/>
           <w:lang w:val="ar_AE" w:bidi="ar_AE"/>
         </w:rPr>
         <w:t>). وفيما بعد، تحت قيادة صموئيل، تاب الشعب عن عبادتهم للأوثان (عبادة الآلهة الكاذبة) وانتصروا في إحدى المعارك الحاسمة ضد الفلسطينيين (</w:t>
@@ -1986,6 +2452,8 @@
       <w:hyperlink r:id="rId63">
         <w:r>
           <w:rPr>
+            <w:rtl/>
+            <w:cs/>
             <w:lang w:val="ar_AE" w:bidi="ar_AE"/>
           </w:rPr>
           <w:rPr>
@@ -1997,6 +2465,8 @@
       </w:hyperlink>
       <w:r>
         <w:rPr>
+          <w:rtl/>
+          <w:cs/>
           <w:lang w:val="ar_AE" w:bidi="ar_AE"/>
         </w:rPr>
         <w:t>).</w:t>
@@ -2008,11 +2478,15 @@
       </w:pPr>
       <w:r>
         <w:rPr>
-          <w:lang w:val="ar_AE" w:bidi="ar_AE"/>
-        </w:rPr>
-      </w:r>
-      <w:r>
-        <w:rPr>
+          <w:rtl/>
+          <w:cs/>
+          <w:lang w:val="ar_AE" w:bidi="ar_AE"/>
+        </w:rPr>
+      </w:r>
+      <w:r>
+        <w:rPr>
+          <w:rtl/>
+          <w:cs/>
           <w:lang w:val="ar_AE" w:bidi="ar_AE"/>
         </w:rPr>
         <w:t>مع تقدم صموئيل في العمر، أصبح من الواضح أنه كان يعاني من نفس الضعف الذي كان يُعانيه عالي الكاهن. وكان ابنا صموئيل أشرارًا (</w:t>
@@ -2020,6 +2494,8 @@
       <w:hyperlink r:id="rId64">
         <w:r>
           <w:rPr>
+            <w:rtl/>
+            <w:cs/>
             <w:lang w:val="ar_AE" w:bidi="ar_AE"/>
           </w:rPr>
           <w:rPr>
@@ -2031,6 +2507,8 @@
       </w:hyperlink>
       <w:r>
         <w:rPr>
+          <w:rtl/>
+          <w:cs/>
           <w:lang w:val="ar_AE" w:bidi="ar_AE"/>
         </w:rPr>
         <w:t>)، ولم يرغب الناس في أن يقودا الأمة. وعوضًا عن ذلك، طلبوا من صموئيل تنصيب ملكًا لقيادتهم في المعركة ضد أعدائهم (</w:t>
@@ -2038,6 +2516,8 @@
       <w:hyperlink r:id="rId65">
         <w:r>
           <w:rPr>
+            <w:rtl/>
+            <w:cs/>
             <w:lang w:val="ar_AE" w:bidi="ar_AE"/>
           </w:rPr>
           <w:rPr>
@@ -2049,6 +2529,8 @@
       </w:hyperlink>
       <w:r>
         <w:rPr>
+          <w:rtl/>
+          <w:cs/>
           <w:lang w:val="ar_AE" w:bidi="ar_AE"/>
         </w:rPr>
         <w:t>). فمسح صموئيل شاول أول ملك لإسرائيل (</w:t>
@@ -2056,6 +2538,8 @@
       <w:hyperlink r:id="rId66">
         <w:r>
           <w:rPr>
+            <w:rtl/>
+            <w:cs/>
             <w:lang w:val="ar_AE" w:bidi="ar_AE"/>
           </w:rPr>
           <w:rPr>
@@ -2067,6 +2551,8 @@
       </w:hyperlink>
       <w:r>
         <w:rPr>
+          <w:rtl/>
+          <w:cs/>
           <w:lang w:val="ar_AE" w:bidi="ar_AE"/>
         </w:rPr>
         <w:t>).</w:t>
@@ -2078,11 +2564,15 @@
       </w:pPr>
       <w:r>
         <w:rPr>
-          <w:lang w:val="ar_AE" w:bidi="ar_AE"/>
-        </w:rPr>
-      </w:r>
-      <w:r>
-        <w:rPr>
+          <w:rtl/>
+          <w:cs/>
+          <w:lang w:val="ar_AE" w:bidi="ar_AE"/>
+        </w:rPr>
+      </w:r>
+      <w:r>
+        <w:rPr>
+          <w:rtl/>
+          <w:cs/>
           <w:lang w:val="ar_AE" w:bidi="ar_AE"/>
         </w:rPr>
         <w:t>وقد مثَّل الانتقال من زمن القضاة إلى عهد الملوك تحديًا كبيرًا. فصموئيل، بصفته كاهنًا، كان يُصلي من أجل الشعب، وبصفته نبي، انتقد شاول لتَعَجُلِه وعصيانه (</w:t>
@@ -2090,6 +2580,8 @@
       <w:hyperlink r:id="rId67">
         <w:r>
           <w:rPr>
+            <w:rtl/>
+            <w:cs/>
             <w:lang w:val="ar_AE" w:bidi="ar_AE"/>
           </w:rPr>
           <w:rPr>
@@ -2101,6 +2593,8 @@
       </w:hyperlink>
       <w:r>
         <w:rPr>
+          <w:rtl/>
+          <w:cs/>
           <w:lang w:val="ar_AE" w:bidi="ar_AE"/>
         </w:rPr>
         <w:t xml:space="preserve">؛ </w:t>
@@ -2108,6 +2602,8 @@
       <w:hyperlink r:id="rId68">
         <w:r>
           <w:rPr>
+            <w:rtl/>
+            <w:cs/>
             <w:lang w:val="ar_AE" w:bidi="ar_AE"/>
           </w:rPr>
           <w:rPr>
@@ -2119,6 +2615,8 @@
       </w:hyperlink>
       <w:r>
         <w:rPr>
+          <w:rtl/>
+          <w:cs/>
           <w:lang w:val="ar_AE" w:bidi="ar_AE"/>
         </w:rPr>
         <w:t>). وعندما رفض الله شاول من المُلك، مسح صموئيل داود مَسْحَة المختار من الله (</w:t>
@@ -2126,6 +2624,8 @@
       <w:hyperlink r:id="rId69">
         <w:r>
           <w:rPr>
+            <w:rtl/>
+            <w:cs/>
             <w:lang w:val="ar_AE" w:bidi="ar_AE"/>
           </w:rPr>
           <w:rPr>
@@ -2137,6 +2637,8 @@
       </w:hyperlink>
       <w:r>
         <w:rPr>
+          <w:rtl/>
+          <w:cs/>
           <w:lang w:val="ar_AE" w:bidi="ar_AE"/>
         </w:rPr>
         <w:t>) كما حمى داود من شاول (</w:t>
@@ -2144,6 +2646,8 @@
       <w:hyperlink r:id="rId70">
         <w:r>
           <w:rPr>
+            <w:rtl/>
+            <w:cs/>
             <w:lang w:val="ar_AE" w:bidi="ar_AE"/>
           </w:rPr>
           <w:rPr>
@@ -2155,6 +2659,8 @@
       </w:hyperlink>
       <w:r>
         <w:rPr>
+          <w:rtl/>
+          <w:cs/>
           <w:lang w:val="ar_AE" w:bidi="ar_AE"/>
         </w:rPr>
         <w:t>).</w:t>
@@ -2166,11 +2672,15 @@
       </w:pPr>
       <w:r>
         <w:rPr>
-          <w:lang w:val="ar_AE" w:bidi="ar_AE"/>
-        </w:rPr>
-      </w:r>
-      <w:r>
-        <w:rPr>
+          <w:rtl/>
+          <w:cs/>
+          <w:lang w:val="ar_AE" w:bidi="ar_AE"/>
+        </w:rPr>
+      </w:r>
+      <w:r>
+        <w:rPr>
+          <w:rtl/>
+          <w:cs/>
           <w:lang w:val="ar_AE" w:bidi="ar_AE"/>
         </w:rPr>
         <w:t>كان صموئيل بالصلاة والعزيمة، قائدًا مخلصًا (</w:t>
@@ -2178,6 +2688,8 @@
       <w:hyperlink r:id="rId71">
         <w:r>
           <w:rPr>
+            <w:rtl/>
+            <w:cs/>
             <w:lang w:val="ar_AE" w:bidi="ar_AE"/>
           </w:rPr>
           <w:rPr>
@@ -2189,6 +2701,8 @@
       </w:hyperlink>
       <w:r>
         <w:rPr>
+          <w:rtl/>
+          <w:cs/>
           <w:lang w:val="ar_AE" w:bidi="ar_AE"/>
         </w:rPr>
         <w:t xml:space="preserve">؛ </w:t>
@@ -2196,6 +2710,8 @@
       <w:hyperlink r:id="rId55">
         <w:r>
           <w:rPr>
+            <w:rtl/>
+            <w:cs/>
             <w:lang w:val="ar_AE" w:bidi="ar_AE"/>
           </w:rPr>
           <w:rPr>
@@ -2207,6 +2723,8 @@
       </w:hyperlink>
       <w:r>
         <w:rPr>
+          <w:rtl/>
+          <w:cs/>
           <w:lang w:val="ar_AE" w:bidi="ar_AE"/>
         </w:rPr>
         <w:t xml:space="preserve">). فقد اهتم إهتمامًا بالغًا بشعبه وقوّم بشجاعة الملوك والشيوخ. ووحد إسرائيل من انقساماتها القَبلية وجعلها أمة قوية وأسس نظام حكم الملوك. وعلى الأرجح أنه من كتب </w:t>
@@ -2214,12 +2732,16 @@
       <w:r>
         <w:rPr>
           <w:i/>
+          <w:rtl/>
+          <w:cs/>
           <w:lang w:val="ar_AE" w:bidi="ar_AE"/>
         </w:rPr>
         <w:t>سِفْرِ أَخْبَارِ صَمُوئِيلَ ٱلرَّائِي</w:t>
       </w:r>
       <w:r>
         <w:rPr>
+          <w:rtl/>
+          <w:cs/>
           <w:lang w:val="ar_AE" w:bidi="ar_AE"/>
         </w:rPr>
         <w:t xml:space="preserve"> (</w:t>
@@ -2227,6 +2749,8 @@
       <w:hyperlink r:id="rId72">
         <w:r>
           <w:rPr>
+            <w:rtl/>
+            <w:cs/>
             <w:lang w:val="ar_AE" w:bidi="ar_AE"/>
           </w:rPr>
           <w:rPr>
@@ -2238,6 +2762,8 @@
       </w:hyperlink>
       <w:r>
         <w:rPr>
+          <w:rtl/>
+          <w:cs/>
           <w:lang w:val="ar_AE" w:bidi="ar_AE"/>
         </w:rPr>
         <w:t>). كما كتب عن حكم الملك الصالح (</w:t>
@@ -2245,6 +2771,8 @@
       <w:hyperlink r:id="rId73">
         <w:r>
           <w:rPr>
+            <w:rtl/>
+            <w:cs/>
             <w:lang w:val="ar_AE" w:bidi="ar_AE"/>
           </w:rPr>
           <w:rPr>
@@ -2256,6 +2784,8 @@
       </w:hyperlink>
       <w:r>
         <w:rPr>
+          <w:rtl/>
+          <w:cs/>
           <w:lang w:val="ar_AE" w:bidi="ar_AE"/>
         </w:rPr>
         <w:t>). وعندما تُوُفِيَّ، ناح عليه جميع شعب إسرائيل. ودُفن في ٱلرّامة، مسقط رأسه (</w:t>
@@ -2263,6 +2793,8 @@
       <w:hyperlink r:id="rId74">
         <w:r>
           <w:rPr>
+            <w:rtl/>
+            <w:cs/>
             <w:lang w:val="ar_AE" w:bidi="ar_AE"/>
           </w:rPr>
           <w:rPr>
@@ -2274,6 +2806,8 @@
       </w:hyperlink>
       <w:r>
         <w:rPr>
+          <w:rtl/>
+          <w:cs/>
           <w:lang w:val="ar_AE" w:bidi="ar_AE"/>
         </w:rPr>
         <w:t>).</w:t>
@@ -2285,12 +2819,16 @@
       </w:pPr>
       <w:r>
         <w:rPr>
+          <w:rtl/>
+          <w:cs/>
           <w:lang w:val="ar_AE" w:bidi="ar_AE"/>
         </w:rPr>
       </w:r>
       <w:r>
         <w:rPr>
           <w:u w:val="single"/>
+          <w:rtl/>
+          <w:cs/>
           <w:lang w:val="ar_AE" w:bidi="ar_AE"/>
         </w:rPr>
         <w:t>مقاطع كتابية لدراسة أعمق</w:t>
@@ -2302,12 +2840,16 @@
       </w:pPr>
       <w:r>
         <w:rPr>
+          <w:rtl/>
+          <w:cs/>
           <w:lang w:val="ar_AE" w:bidi="ar_AE"/>
         </w:rPr>
       </w:r>
       <w:hyperlink r:id="rId75">
         <w:r>
           <w:rPr>
+            <w:rtl/>
+            <w:cs/>
             <w:lang w:val="ar_AE" w:bidi="ar_AE"/>
           </w:rPr>
           <w:rPr>
@@ -2319,6 +2861,8 @@
       </w:hyperlink>
       <w:r>
         <w:rPr>
+          <w:rtl/>
+          <w:cs/>
           <w:lang w:val="ar_AE" w:bidi="ar_AE"/>
         </w:rPr>
         <w:t xml:space="preserve">؛ </w:t>
@@ -2326,6 +2870,8 @@
       <w:hyperlink r:id="rId76">
         <w:r>
           <w:rPr>
+            <w:rtl/>
+            <w:cs/>
             <w:lang w:val="ar_AE" w:bidi="ar_AE"/>
           </w:rPr>
           <w:rPr>
@@ -2337,6 +2883,8 @@
       </w:hyperlink>
       <w:r>
         <w:rPr>
+          <w:rtl/>
+          <w:cs/>
           <w:lang w:val="ar_AE" w:bidi="ar_AE"/>
         </w:rPr>
         <w:t xml:space="preserve">؛ </w:t>
@@ -2344,6 +2892,8 @@
       <w:hyperlink r:id="rId77">
         <w:r>
           <w:rPr>
+            <w:rtl/>
+            <w:cs/>
             <w:lang w:val="ar_AE" w:bidi="ar_AE"/>
           </w:rPr>
           <w:rPr>
@@ -2355,6 +2905,8 @@
       </w:hyperlink>
       <w:r>
         <w:rPr>
+          <w:rtl/>
+          <w:cs/>
           <w:lang w:val="ar_AE" w:bidi="ar_AE"/>
         </w:rPr>
         <w:t xml:space="preserve">؛ </w:t>
@@ -2362,6 +2914,8 @@
       <w:hyperlink r:id="rId70">
         <w:r>
           <w:rPr>
+            <w:rtl/>
+            <w:cs/>
             <w:lang w:val="ar_AE" w:bidi="ar_AE"/>
           </w:rPr>
           <w:rPr>
@@ -2373,6 +2927,8 @@
       </w:hyperlink>
       <w:r>
         <w:rPr>
+          <w:rtl/>
+          <w:cs/>
           <w:lang w:val="ar_AE" w:bidi="ar_AE"/>
         </w:rPr>
         <w:t xml:space="preserve">؛ </w:t>
@@ -2380,6 +2936,8 @@
       <w:hyperlink r:id="rId74">
         <w:r>
           <w:rPr>
+            <w:rtl/>
+            <w:cs/>
             <w:lang w:val="ar_AE" w:bidi="ar_AE"/>
           </w:rPr>
           <w:rPr>
@@ -2391,6 +2949,8 @@
       </w:hyperlink>
       <w:r>
         <w:rPr>
+          <w:rtl/>
+          <w:cs/>
           <w:lang w:val="ar_AE" w:bidi="ar_AE"/>
         </w:rPr>
         <w:t xml:space="preserve">؛ </w:t>
@@ -2398,6 +2958,8 @@
       <w:hyperlink r:id="rId78">
         <w:r>
           <w:rPr>
+            <w:rtl/>
+            <w:cs/>
             <w:lang w:val="ar_AE" w:bidi="ar_AE"/>
           </w:rPr>
           <w:rPr>
@@ -2409,6 +2971,8 @@
       </w:hyperlink>
       <w:r>
         <w:rPr>
+          <w:rtl/>
+          <w:cs/>
           <w:lang w:val="ar_AE" w:bidi="ar_AE"/>
         </w:rPr>
         <w:t xml:space="preserve">؛ </w:t>
@@ -2416,6 +2980,8 @@
       <w:hyperlink r:id="rId79">
         <w:r>
           <w:rPr>
+            <w:rtl/>
+            <w:cs/>
             <w:lang w:val="ar_AE" w:bidi="ar_AE"/>
           </w:rPr>
           <w:rPr>
@@ -2427,6 +2993,8 @@
       </w:hyperlink>
       <w:r>
         <w:rPr>
+          <w:rtl/>
+          <w:cs/>
           <w:lang w:val="ar_AE" w:bidi="ar_AE"/>
         </w:rPr>
         <w:t xml:space="preserve">؛ </w:t>
@@ -2434,6 +3002,8 @@
       <w:hyperlink r:id="rId71">
         <w:r>
           <w:rPr>
+            <w:rtl/>
+            <w:cs/>
             <w:lang w:val="ar_AE" w:bidi="ar_AE"/>
           </w:rPr>
           <w:rPr>
@@ -2445,6 +3015,8 @@
       </w:hyperlink>
       <w:r>
         <w:rPr>
+          <w:rtl/>
+          <w:cs/>
           <w:lang w:val="ar_AE" w:bidi="ar_AE"/>
         </w:rPr>
         <w:t xml:space="preserve">؛ </w:t>
@@ -2452,6 +3024,8 @@
       <w:hyperlink r:id="rId52">
         <w:r>
           <w:rPr>
+            <w:rtl/>
+            <w:cs/>
             <w:lang w:val="ar_AE" w:bidi="ar_AE"/>
           </w:rPr>
           <w:rPr>
@@ -2463,6 +3037,8 @@
       </w:hyperlink>
       <w:r>
         <w:rPr>
+          <w:rtl/>
+          <w:cs/>
           <w:lang w:val="ar_AE" w:bidi="ar_AE"/>
         </w:rPr>
         <w:t xml:space="preserve">؛ </w:t>
@@ -2470,6 +3046,8 @@
       <w:hyperlink r:id="rId53">
         <w:r>
           <w:rPr>
+            <w:rtl/>
+            <w:cs/>
             <w:lang w:val="ar_AE" w:bidi="ar_AE"/>
           </w:rPr>
           <w:rPr>
@@ -2481,6 +3059,8 @@
       </w:hyperlink>
       <w:r>
         <w:rPr>
+          <w:rtl/>
+          <w:cs/>
           <w:lang w:val="ar_AE" w:bidi="ar_AE"/>
         </w:rPr>
         <w:t xml:space="preserve">؛ </w:t>
@@ -2488,6 +3068,8 @@
       <w:hyperlink r:id="rId55">
         <w:r>
           <w:rPr>
+            <w:rtl/>
+            <w:cs/>
             <w:lang w:val="ar_AE" w:bidi="ar_AE"/>
           </w:rPr>
           <w:rPr>
@@ -2499,11 +3081,15 @@
       </w:hyperlink>
       <w:r>
         <w:rPr>
-          <w:lang w:val="ar_AE" w:bidi="ar_AE"/>
-        </w:rPr>
-      </w:r>
-      <w:r>
-        <w:rPr>
+          <w:rtl/>
+          <w:cs/>
+          <w:lang w:val="ar_AE" w:bidi="ar_AE"/>
+        </w:rPr>
+      </w:r>
+      <w:r>
+        <w:rPr>
+          <w:rtl/>
+          <w:cs/>
           <w:lang w:val="ar_AE" w:bidi="ar_AE"/>
         </w:rPr>
       </w:r>

--- a/arb/docx/005.content.docx
+++ b/arb/docx/005.content.docx
@@ -309,20 +309,14 @@
         </w:rPr>
         <w:t>كان الصدوقيون مجموعة يهودية مهمة تتألف من الكهنة وعائلاتهم. كانوا يختلفون عن الفريسيين، وهي مجموعة يهودية أخرى، إذ كان الفريسيون أشخاصًا عاديين ("علمانيين") ولم يكونوا من الكهنة. ربما كان كانوا الصدوقيون يعيشون بالقرب من أورشليم ويسيطرون على نظام الهيكل (</w:t>
       </w:r>
-      <w:hyperlink r:id="rId13">
-        <w:r>
-          <w:rPr>
-            <w:rtl/>
-            <w:cs/>
-            <w:lang w:val="ar_AE" w:bidi="ar_AE"/>
-          </w:rPr>
-          <w:rPr>
-            <w:color w:val="0000EE"/>
-            <w:u w:val="single"/>
-          </w:rPr>
-          <w:t>أعمال 4:1–2</w:t>
-        </w:r>
-      </w:hyperlink>
+      <w:r>
+        <w:rPr>
+          <w:rtl/>
+          <w:cs/>
+          <w:lang w:val="ar_AE" w:bidi="ar_AE"/>
+        </w:rPr>
+        <w:t>أعمال 4:1–2</w:t>
+      </w:r>
       <w:r>
         <w:rPr>
           <w:rtl/>
@@ -331,20 +325,14 @@
         </w:rPr>
         <w:t xml:space="preserve">؛ </w:t>
       </w:r>
-      <w:hyperlink r:id="rId14">
-        <w:r>
-          <w:rPr>
-            <w:rtl/>
-            <w:cs/>
-            <w:lang w:val="ar_AE" w:bidi="ar_AE"/>
-          </w:rPr>
-          <w:rPr>
-            <w:color w:val="0000EE"/>
-            <w:u w:val="single"/>
-          </w:rPr>
-          <w:t>5:17</w:t>
-        </w:r>
-      </w:hyperlink>
+      <w:r>
+        <w:rPr>
+          <w:rtl/>
+          <w:cs/>
+          <w:lang w:val="ar_AE" w:bidi="ar_AE"/>
+        </w:rPr>
+        <w:t>5:17</w:t>
+      </w:r>
       <w:r>
         <w:rPr>
           <w:rtl/>
@@ -475,20 +463,14 @@
         </w:rPr>
         <w:t xml:space="preserve"> رئيس الكهنة في عهد الملك داود والملك سليمان (</w:t>
       </w:r>
-      <w:hyperlink r:id="rId15">
-        <w:r>
-          <w:rPr>
-            <w:rtl/>
-            <w:cs/>
-            <w:lang w:val="ar_AE" w:bidi="ar_AE"/>
-          </w:rPr>
-          <w:rPr>
-            <w:color w:val="0000EE"/>
-            <w:u w:val="single"/>
-          </w:rPr>
-          <w:t>2صموئيل 8:17</w:t>
-        </w:r>
-      </w:hyperlink>
+      <w:r>
+        <w:rPr>
+          <w:rtl/>
+          <w:cs/>
+          <w:lang w:val="ar_AE" w:bidi="ar_AE"/>
+        </w:rPr>
+        <w:t>2صموئيل 8:17</w:t>
+      </w:r>
       <w:r>
         <w:rPr>
           <w:rtl/>
@@ -497,20 +479,14 @@
         </w:rPr>
         <w:t xml:space="preserve">؛ </w:t>
       </w:r>
-      <w:hyperlink r:id="rId16">
-        <w:r>
-          <w:rPr>
-            <w:rtl/>
-            <w:cs/>
-            <w:lang w:val="ar_AE" w:bidi="ar_AE"/>
-          </w:rPr>
-          <w:rPr>
-            <w:color w:val="0000EE"/>
-            <w:u w:val="single"/>
-          </w:rPr>
-          <w:t>15:24</w:t>
-        </w:r>
-      </w:hyperlink>
+      <w:r>
+        <w:rPr>
+          <w:rtl/>
+          <w:cs/>
+          <w:lang w:val="ar_AE" w:bidi="ar_AE"/>
+        </w:rPr>
+        <w:t>15:24</w:t>
+      </w:r>
       <w:r>
         <w:rPr>
           <w:rtl/>
@@ -519,20 +495,14 @@
         </w:rPr>
         <w:t xml:space="preserve">؛ </w:t>
       </w:r>
-      <w:hyperlink r:id="rId17">
-        <w:r>
-          <w:rPr>
-            <w:rtl/>
-            <w:cs/>
-            <w:lang w:val="ar_AE" w:bidi="ar_AE"/>
-          </w:rPr>
-          <w:rPr>
-            <w:color w:val="0000EE"/>
-            <w:u w:val="single"/>
-          </w:rPr>
-          <w:t>1ملوك 1:8</w:t>
-        </w:r>
-      </w:hyperlink>
+      <w:r>
+        <w:rPr>
+          <w:rtl/>
+          <w:cs/>
+          <w:lang w:val="ar_AE" w:bidi="ar_AE"/>
+        </w:rPr>
+        <w:t>1ملوك 1:8</w:t>
+      </w:r>
       <w:r>
         <w:rPr>
           <w:rtl/>
@@ -541,20 +511,14 @@
         </w:rPr>
         <w:t>؛</w:t>
       </w:r>
-      <w:hyperlink r:id="rId18">
-        <w:r>
-          <w:rPr>
-            <w:rtl/>
-            <w:cs/>
-            <w:lang w:val="ar_AE" w:bidi="ar_AE"/>
-          </w:rPr>
-          <w:rPr>
-            <w:color w:val="0000EE"/>
-            <w:u w:val="single"/>
-          </w:rPr>
-          <w:t xml:space="preserve"> 32–48</w:t>
-        </w:r>
-      </w:hyperlink>
+      <w:r>
+        <w:rPr>
+          <w:rtl/>
+          <w:cs/>
+          <w:lang w:val="ar_AE" w:bidi="ar_AE"/>
+        </w:rPr>
+        <w:t xml:space="preserve"> 32–48</w:t>
+      </w:r>
       <w:r>
         <w:rPr>
           <w:rtl/>
@@ -600,20 +564,14 @@
         </w:rPr>
         <w:t>غالبًا ما تختلف آراؤهم حول الله عن تلك الخاصة بالفريسيين (</w:t>
       </w:r>
-      <w:hyperlink r:id="rId19">
-        <w:r>
-          <w:rPr>
-            <w:rtl/>
-            <w:cs/>
-            <w:lang w:val="ar_AE" w:bidi="ar_AE"/>
-          </w:rPr>
-          <w:rPr>
-            <w:color w:val="0000EE"/>
-            <w:u w:val="single"/>
-          </w:rPr>
-          <w:t>أعمال 23:8</w:t>
-        </w:r>
-      </w:hyperlink>
+      <w:r>
+        <w:rPr>
+          <w:rtl/>
+          <w:cs/>
+          <w:lang w:val="ar_AE" w:bidi="ar_AE"/>
+        </w:rPr>
+        <w:t>أعمال 23:8</w:t>
+      </w:r>
       <w:r>
         <w:rPr>
           <w:rtl/>
@@ -622,20 +580,14 @@
         </w:rPr>
         <w:t xml:space="preserve">؛ انظر أيضًا </w:t>
       </w:r>
-      <w:hyperlink r:id="rId13">
-        <w:r>
-          <w:rPr>
-            <w:rtl/>
-            <w:cs/>
-            <w:lang w:val="ar_AE" w:bidi="ar_AE"/>
-          </w:rPr>
-          <w:rPr>
-            <w:color w:val="0000EE"/>
-            <w:u w:val="single"/>
-          </w:rPr>
-          <w:t>أعمال الرسل 4:1–2</w:t>
-        </w:r>
-      </w:hyperlink>
+      <w:r>
+        <w:rPr>
+          <w:rtl/>
+          <w:cs/>
+          <w:lang w:val="ar_AE" w:bidi="ar_AE"/>
+        </w:rPr>
+        <w:t>أعمال الرسل 4:1–2</w:t>
+      </w:r>
       <w:r>
         <w:rPr>
           <w:rtl/>
@@ -667,20 +619,14 @@
         </w:rPr>
         <w:t xml:space="preserve">قيامة الأموات (انظر </w:t>
       </w:r>
-      <w:hyperlink r:id="rId20">
-        <w:r>
-          <w:rPr>
-            <w:rtl/>
-            <w:cs/>
-            <w:lang w:val="ar_AE" w:bidi="ar_AE"/>
-          </w:rPr>
-          <w:rPr>
-            <w:color w:val="0000EE"/>
-            <w:u w:val="single"/>
-          </w:rPr>
-          <w:t>متى 22:23–33</w:t>
-        </w:r>
-      </w:hyperlink>
+      <w:r>
+        <w:rPr>
+          <w:rtl/>
+          <w:cs/>
+          <w:lang w:val="ar_AE" w:bidi="ar_AE"/>
+        </w:rPr>
+        <w:t>متى 22:23–33</w:t>
+      </w:r>
       <w:r>
         <w:rPr>
           <w:rtl/>
@@ -712,20 +658,14 @@
         </w:rPr>
         <w:t xml:space="preserve">الكائنات الملائكية (انظر </w:t>
       </w:r>
-      <w:hyperlink r:id="rId19">
-        <w:r>
-          <w:rPr>
-            <w:rtl/>
-            <w:cs/>
-            <w:lang w:val="ar_AE" w:bidi="ar_AE"/>
-          </w:rPr>
-          <w:rPr>
-            <w:color w:val="0000EE"/>
-            <w:u w:val="single"/>
-          </w:rPr>
-          <w:t>أعمال 23:8</w:t>
-        </w:r>
-      </w:hyperlink>
+      <w:r>
+        <w:rPr>
+          <w:rtl/>
+          <w:cs/>
+          <w:lang w:val="ar_AE" w:bidi="ar_AE"/>
+        </w:rPr>
+        <w:t>أعمال 23:8</w:t>
+      </w:r>
       <w:r>
         <w:rPr>
           <w:rtl/>
@@ -777,20 +717,14 @@
         </w:rPr>
         <w:t>ومع ذلك، كان الفريسيون يؤمنون إيمانًا قويًا بالقيامة (الحياة بعد الموت). حتى أنهم دعموا بولس ضد الصدوقيين عندما كان في محاكمة بتهمة إزعاج الهيكل (</w:t>
       </w:r>
-      <w:hyperlink r:id="rId21">
-        <w:r>
-          <w:rPr>
-            <w:rtl/>
-            <w:cs/>
-            <w:lang w:val="ar_AE" w:bidi="ar_AE"/>
-          </w:rPr>
-          <w:rPr>
-            <w:color w:val="0000EE"/>
-            <w:u w:val="single"/>
-          </w:rPr>
-          <w:t>أعمال الرسل 23:6–10</w:t>
-        </w:r>
-      </w:hyperlink>
+      <w:r>
+        <w:rPr>
+          <w:rtl/>
+          <w:cs/>
+          <w:lang w:val="ar_AE" w:bidi="ar_AE"/>
+        </w:rPr>
+        <w:t>أعمال الرسل 23:6–10</w:t>
+      </w:r>
       <w:r>
         <w:rPr>
           <w:rtl/>
@@ -888,20 +822,14 @@
           <w:lang w:val="ar_AE" w:bidi="ar_AE"/>
         </w:rPr>
       </w:r>
-      <w:hyperlink r:id="rId22">
-        <w:r>
-          <w:rPr>
-            <w:rtl/>
-            <w:cs/>
-            <w:lang w:val="ar_AE" w:bidi="ar_AE"/>
-          </w:rPr>
-          <w:rPr>
-            <w:color w:val="0000EE"/>
-            <w:u w:val="single"/>
-          </w:rPr>
-          <w:t>متى 3:7</w:t>
-        </w:r>
-      </w:hyperlink>
+      <w:r>
+        <w:rPr>
+          <w:rtl/>
+          <w:cs/>
+          <w:lang w:val="ar_AE" w:bidi="ar_AE"/>
+        </w:rPr>
+        <w:t>متى 3:7</w:t>
+      </w:r>
       <w:r>
         <w:rPr>
           <w:rtl/>
@@ -910,20 +838,14 @@
         </w:rPr>
         <w:t xml:space="preserve">؛ </w:t>
       </w:r>
-      <w:hyperlink r:id="rId23">
-        <w:r>
-          <w:rPr>
-            <w:rtl/>
-            <w:cs/>
-            <w:lang w:val="ar_AE" w:bidi="ar_AE"/>
-          </w:rPr>
-          <w:rPr>
-            <w:color w:val="0000EE"/>
-            <w:u w:val="single"/>
-          </w:rPr>
-          <w:t>16:1–12</w:t>
-        </w:r>
-      </w:hyperlink>
+      <w:r>
+        <w:rPr>
+          <w:rtl/>
+          <w:cs/>
+          <w:lang w:val="ar_AE" w:bidi="ar_AE"/>
+        </w:rPr>
+        <w:t>16:1–12</w:t>
+      </w:r>
       <w:r>
         <w:rPr>
           <w:rtl/>
@@ -932,20 +854,14 @@
         </w:rPr>
         <w:t xml:space="preserve">؛ </w:t>
       </w:r>
-      <w:hyperlink r:id="rId20">
-        <w:r>
-          <w:rPr>
-            <w:rtl/>
-            <w:cs/>
-            <w:lang w:val="ar_AE" w:bidi="ar_AE"/>
-          </w:rPr>
-          <w:rPr>
-            <w:color w:val="0000EE"/>
-            <w:u w:val="single"/>
-          </w:rPr>
-          <w:t>22:23–33</w:t>
-        </w:r>
-      </w:hyperlink>
+      <w:r>
+        <w:rPr>
+          <w:rtl/>
+          <w:cs/>
+          <w:lang w:val="ar_AE" w:bidi="ar_AE"/>
+        </w:rPr>
+        <w:t>22:23–33</w:t>
+      </w:r>
       <w:r>
         <w:rPr>
           <w:rtl/>
@@ -954,20 +870,14 @@
         </w:rPr>
         <w:t xml:space="preserve">؛ </w:t>
       </w:r>
-      <w:hyperlink r:id="rId24">
-        <w:r>
-          <w:rPr>
-            <w:rtl/>
-            <w:cs/>
-            <w:lang w:val="ar_AE" w:bidi="ar_AE"/>
-          </w:rPr>
-          <w:rPr>
-            <w:color w:val="0000EE"/>
-            <w:u w:val="single"/>
-          </w:rPr>
-          <w:t>مرقس 12:18–27</w:t>
-        </w:r>
-      </w:hyperlink>
+      <w:r>
+        <w:rPr>
+          <w:rtl/>
+          <w:cs/>
+          <w:lang w:val="ar_AE" w:bidi="ar_AE"/>
+        </w:rPr>
+        <w:t>مرقس 12:18–27</w:t>
+      </w:r>
       <w:r>
         <w:rPr>
           <w:rtl/>
@@ -976,20 +886,14 @@
         </w:rPr>
         <w:t xml:space="preserve">؛ </w:t>
       </w:r>
-      <w:hyperlink r:id="rId25">
-        <w:r>
-          <w:rPr>
-            <w:rtl/>
-            <w:cs/>
-            <w:lang w:val="ar_AE" w:bidi="ar_AE"/>
-          </w:rPr>
-          <w:rPr>
-            <w:color w:val="0000EE"/>
-            <w:u w:val="single"/>
-          </w:rPr>
-          <w:t>لوقا 20:27–40</w:t>
-        </w:r>
-      </w:hyperlink>
+      <w:r>
+        <w:rPr>
+          <w:rtl/>
+          <w:cs/>
+          <w:lang w:val="ar_AE" w:bidi="ar_AE"/>
+        </w:rPr>
+        <w:t>لوقا 20:27–40</w:t>
+      </w:r>
       <w:r>
         <w:rPr>
           <w:rtl/>
@@ -998,20 +902,14 @@
         </w:rPr>
         <w:t xml:space="preserve">؛ </w:t>
       </w:r>
-      <w:hyperlink r:id="rId13">
-        <w:r>
-          <w:rPr>
-            <w:rtl/>
-            <w:cs/>
-            <w:lang w:val="ar_AE" w:bidi="ar_AE"/>
-          </w:rPr>
-          <w:rPr>
-            <w:color w:val="0000EE"/>
-            <w:u w:val="single"/>
-          </w:rPr>
-          <w:t>أعمال 4:1–2</w:t>
-        </w:r>
-      </w:hyperlink>
+      <w:r>
+        <w:rPr>
+          <w:rtl/>
+          <w:cs/>
+          <w:lang w:val="ar_AE" w:bidi="ar_AE"/>
+        </w:rPr>
+        <w:t>أعمال 4:1–2</w:t>
+      </w:r>
       <w:r>
         <w:rPr>
           <w:rtl/>
@@ -1020,20 +918,14 @@
         </w:rPr>
         <w:t xml:space="preserve">؛ </w:t>
       </w:r>
-      <w:hyperlink r:id="rId26">
-        <w:r>
-          <w:rPr>
-            <w:rtl/>
-            <w:cs/>
-            <w:lang w:val="ar_AE" w:bidi="ar_AE"/>
-          </w:rPr>
-          <w:rPr>
-            <w:color w:val="0000EE"/>
-            <w:u w:val="single"/>
-          </w:rPr>
-          <w:t>5:17–18</w:t>
-        </w:r>
-      </w:hyperlink>
+      <w:r>
+        <w:rPr>
+          <w:rtl/>
+          <w:cs/>
+          <w:lang w:val="ar_AE" w:bidi="ar_AE"/>
+        </w:rPr>
+        <w:t>5:17–18</w:t>
+      </w:r>
       <w:r>
         <w:rPr>
           <w:rtl/>
@@ -1042,20 +934,14 @@
         </w:rPr>
         <w:t xml:space="preserve">؛ </w:t>
       </w:r>
-      <w:hyperlink r:id="rId21">
-        <w:r>
-          <w:rPr>
-            <w:rtl/>
-            <w:cs/>
-            <w:lang w:val="ar_AE" w:bidi="ar_AE"/>
-          </w:rPr>
-          <w:rPr>
-            <w:color w:val="0000EE"/>
-            <w:u w:val="single"/>
-          </w:rPr>
-          <w:t>23:6–10</w:t>
-        </w:r>
-      </w:hyperlink>
+      <w:r>
+        <w:rPr>
+          <w:rtl/>
+          <w:cs/>
+          <w:lang w:val="ar_AE" w:bidi="ar_AE"/>
+        </w:rPr>
+        <w:t>23:6–10</w:t>
+      </w:r>
       <w:r>
         <w:rPr>
           <w:rtl/>
@@ -1131,20 +1017,14 @@
         </w:rPr>
         <w:t>كان صادوق من الشخصيات البارزة في تاريخ كهنوت إسرائيل. ويظهر أول مرة في قصة 2 صموئيل (</w:t>
       </w:r>
-      <w:hyperlink r:id="rId15">
-        <w:r>
-          <w:rPr>
-            <w:rtl/>
-            <w:cs/>
-            <w:lang w:val="ar_AE" w:bidi="ar_AE"/>
-          </w:rPr>
-          <w:rPr>
-            <w:color w:val="0000EE"/>
-            <w:u w:val="single"/>
-          </w:rPr>
-          <w:t>2 صموئيل 8:17</w:t>
-        </w:r>
-      </w:hyperlink>
+      <w:r>
+        <w:rPr>
+          <w:rtl/>
+          <w:cs/>
+          <w:lang w:val="ar_AE" w:bidi="ar_AE"/>
+        </w:rPr>
+        <w:t>2 صموئيل 8:17</w:t>
+      </w:r>
       <w:r>
         <w:rPr>
           <w:rtl/>
@@ -1153,20 +1033,14 @@
         </w:rPr>
         <w:t>). يرى بعض العلماء أنه ربما لم يكن مولودًا في عائلة كهنوتية. ومع ذلك، يذكر الكتاب المقدس أنه كان من نسل هارون (</w:t>
       </w:r>
-      <w:hyperlink r:id="rId27">
-        <w:r>
-          <w:rPr>
-            <w:rtl/>
-            <w:cs/>
-            <w:lang w:val="ar_AE" w:bidi="ar_AE"/>
-          </w:rPr>
-          <w:rPr>
-            <w:color w:val="0000EE"/>
-            <w:u w:val="single"/>
-          </w:rPr>
-          <w:t>1أخبار الأيام 6:1–15</w:t>
-        </w:r>
-      </w:hyperlink>
+      <w:r>
+        <w:rPr>
+          <w:rtl/>
+          <w:cs/>
+          <w:lang w:val="ar_AE" w:bidi="ar_AE"/>
+        </w:rPr>
+        <w:t>1أخبار الأيام 6:1–15</w:t>
+      </w:r>
       <w:r>
         <w:rPr>
           <w:rtl/>
@@ -1175,20 +1049,14 @@
         </w:rPr>
         <w:t xml:space="preserve">, </w:t>
       </w:r>
-      <w:hyperlink r:id="rId28">
-        <w:r>
-          <w:rPr>
-            <w:rtl/>
-            <w:cs/>
-            <w:lang w:val="ar_AE" w:bidi="ar_AE"/>
-          </w:rPr>
-          <w:rPr>
-            <w:color w:val="0000EE"/>
-            <w:u w:val="single"/>
-          </w:rPr>
-          <w:t>50–53</w:t>
-        </w:r>
-      </w:hyperlink>
+      <w:r>
+        <w:rPr>
+          <w:rtl/>
+          <w:cs/>
+          <w:lang w:val="ar_AE" w:bidi="ar_AE"/>
+        </w:rPr>
+        <w:t>50–53</w:t>
+      </w:r>
       <w:r>
         <w:rPr>
           <w:rtl/>
@@ -1213,20 +1081,14 @@
         </w:rPr>
         <w:t>، ابن هارون (</w:t>
       </w:r>
-      <w:hyperlink r:id="rId29">
-        <w:r>
-          <w:rPr>
-            <w:rtl/>
-            <w:cs/>
-            <w:lang w:val="ar_AE" w:bidi="ar_AE"/>
-          </w:rPr>
-          <w:rPr>
-            <w:color w:val="0000EE"/>
-            <w:u w:val="single"/>
-          </w:rPr>
-          <w:t>1أخبار الأيام 6:4–8</w:t>
-        </w:r>
-      </w:hyperlink>
+      <w:r>
+        <w:rPr>
+          <w:rtl/>
+          <w:cs/>
+          <w:lang w:val="ar_AE" w:bidi="ar_AE"/>
+        </w:rPr>
+        <w:t>1أخبار الأيام 6:4–8</w:t>
+      </w:r>
       <w:r>
         <w:rPr>
           <w:rtl/>
@@ -1235,20 +1097,14 @@
         </w:rPr>
         <w:t xml:space="preserve">؛ </w:t>
       </w:r>
-      <w:hyperlink r:id="rId30">
-        <w:r>
-          <w:rPr>
-            <w:rtl/>
-            <w:cs/>
-            <w:lang w:val="ar_AE" w:bidi="ar_AE"/>
-          </w:rPr>
-          <w:rPr>
-            <w:color w:val="0000EE"/>
-            <w:u w:val="single"/>
-          </w:rPr>
-          <w:t>24:3</w:t>
-        </w:r>
-      </w:hyperlink>
+      <w:r>
+        <w:rPr>
+          <w:rtl/>
+          <w:cs/>
+          <w:lang w:val="ar_AE" w:bidi="ar_AE"/>
+        </w:rPr>
+        <w:t>24:3</w:t>
+      </w:r>
       <w:r>
         <w:rPr>
           <w:rtl/>
@@ -1257,20 +1113,14 @@
         </w:rPr>
         <w:t xml:space="preserve">؛ </w:t>
       </w:r>
-      <w:hyperlink r:id="rId31">
-        <w:r>
-          <w:rPr>
-            <w:rtl/>
-            <w:cs/>
-            <w:lang w:val="ar_AE" w:bidi="ar_AE"/>
-          </w:rPr>
-          <w:rPr>
-            <w:color w:val="0000EE"/>
-            <w:u w:val="single"/>
-          </w:rPr>
-          <w:t>عزرا 7:2–5</w:t>
-        </w:r>
-      </w:hyperlink>
+      <w:r>
+        <w:rPr>
+          <w:rtl/>
+          <w:cs/>
+          <w:lang w:val="ar_AE" w:bidi="ar_AE"/>
+        </w:rPr>
+        <w:t>عزرا 7:2–5</w:t>
+      </w:r>
       <w:r>
         <w:rPr>
           <w:rtl/>
@@ -1295,20 +1145,14 @@
         </w:rPr>
         <w:t>، الذي ينحدر من نسل عالي الكاهن. وكان كلاهما كهنة لإسرائيل في عهد الملك داود (</w:t>
       </w:r>
-      <w:hyperlink r:id="rId15">
-        <w:r>
-          <w:rPr>
-            <w:rtl/>
-            <w:cs/>
-            <w:lang w:val="ar_AE" w:bidi="ar_AE"/>
-          </w:rPr>
-          <w:rPr>
-            <w:color w:val="0000EE"/>
-            <w:u w:val="single"/>
-          </w:rPr>
-          <w:t>2 صموئيل 8:17</w:t>
-        </w:r>
-      </w:hyperlink>
+      <w:r>
+        <w:rPr>
+          <w:rtl/>
+          <w:cs/>
+          <w:lang w:val="ar_AE" w:bidi="ar_AE"/>
+        </w:rPr>
+        <w:t>2 صموئيل 8:17</w:t>
+      </w:r>
       <w:r>
         <w:rPr>
           <w:rtl/>
@@ -1317,20 +1161,14 @@
         </w:rPr>
         <w:t xml:space="preserve">؛ </w:t>
       </w:r>
-      <w:hyperlink r:id="rId32">
-        <w:r>
-          <w:rPr>
-            <w:rtl/>
-            <w:cs/>
-            <w:lang w:val="ar_AE" w:bidi="ar_AE"/>
-          </w:rPr>
-          <w:rPr>
-            <w:color w:val="0000EE"/>
-            <w:u w:val="single"/>
-          </w:rPr>
-          <w:t>20:25</w:t>
-        </w:r>
-      </w:hyperlink>
+      <w:r>
+        <w:rPr>
+          <w:rtl/>
+          <w:cs/>
+          <w:lang w:val="ar_AE" w:bidi="ar_AE"/>
+        </w:rPr>
+        <w:t>20:25</w:t>
+      </w:r>
       <w:r>
         <w:rPr>
           <w:rtl/>
@@ -1359,20 +1197,14 @@
         </w:rPr>
         <w:t>عندما تمرد أبشالوم ضد الملك داود، أظهر كل من صادوق وأبِيَاثَار ولاءهما بإحضار التابوت إليه، وكانوا على استعداد للانضمام إليه في السبي (</w:t>
       </w:r>
-      <w:hyperlink r:id="rId33">
-        <w:r>
-          <w:rPr>
-            <w:rtl/>
-            <w:cs/>
-            <w:lang w:val="ar_AE" w:bidi="ar_AE"/>
-          </w:rPr>
-          <w:rPr>
-            <w:color w:val="0000EE"/>
-            <w:u w:val="single"/>
-          </w:rPr>
-          <w:t>2صموئيل 15:24–29</w:t>
-        </w:r>
-      </w:hyperlink>
+      <w:r>
+        <w:rPr>
+          <w:rtl/>
+          <w:cs/>
+          <w:lang w:val="ar_AE" w:bidi="ar_AE"/>
+        </w:rPr>
+        <w:t>2صموئيل 15:24–29</w:t>
+      </w:r>
       <w:r>
         <w:rPr>
           <w:rtl/>
@@ -1401,20 +1233,14 @@
         </w:rPr>
         <w:t>حاول أدونيّا ابن داود في وقت لاحق الاستيلاء على عرش داود أبيه بمساعدة يوآب وأبياثار. لكن صادوق اختار بحكمة عدم دعمه أو تأييده (</w:t>
       </w:r>
-      <w:hyperlink r:id="rId34">
-        <w:r>
-          <w:rPr>
-            <w:rtl/>
-            <w:cs/>
-            <w:lang w:val="ar_AE" w:bidi="ar_AE"/>
-          </w:rPr>
-          <w:rPr>
-            <w:color w:val="0000EE"/>
-            <w:u w:val="single"/>
-          </w:rPr>
-          <w:t>1ملوك 1:5–10</w:t>
-        </w:r>
-      </w:hyperlink>
+      <w:r>
+        <w:rPr>
+          <w:rtl/>
+          <w:cs/>
+          <w:lang w:val="ar_AE" w:bidi="ar_AE"/>
+        </w:rPr>
+        <w:t>1ملوك 1:5–10</w:t>
+      </w:r>
       <w:r>
         <w:rPr>
           <w:rtl/>
@@ -1423,20 +1249,14 @@
         </w:rPr>
         <w:t>). طُرد أبياثار (</w:t>
       </w:r>
-      <w:hyperlink r:id="rId35">
-        <w:r>
-          <w:rPr>
-            <w:rtl/>
-            <w:cs/>
-            <w:lang w:val="ar_AE" w:bidi="ar_AE"/>
-          </w:rPr>
-          <w:rPr>
-            <w:color w:val="0000EE"/>
-            <w:u w:val="single"/>
-          </w:rPr>
-          <w:t>1ملوك 2:26–27</w:t>
-        </w:r>
-      </w:hyperlink>
+      <w:r>
+        <w:rPr>
+          <w:rtl/>
+          <w:cs/>
+          <w:lang w:val="ar_AE" w:bidi="ar_AE"/>
+        </w:rPr>
+        <w:t>1ملوك 2:26–27</w:t>
+      </w:r>
       <w:r>
         <w:rPr>
           <w:rtl/>
@@ -1445,20 +1265,14 @@
         </w:rPr>
         <w:t>)، فتحققت النبوة بأن عائلة عالي ستفقد الكهنوت (</w:t>
       </w:r>
-      <w:hyperlink r:id="rId36">
-        <w:r>
-          <w:rPr>
-            <w:rtl/>
-            <w:cs/>
-            <w:lang w:val="ar_AE" w:bidi="ar_AE"/>
-          </w:rPr>
-          <w:rPr>
-            <w:color w:val="0000EE"/>
-            <w:u w:val="single"/>
-          </w:rPr>
-          <w:t>1صموئيل 2:27–36</w:t>
-        </w:r>
-      </w:hyperlink>
+      <w:r>
+        <w:rPr>
+          <w:rtl/>
+          <w:cs/>
+          <w:lang w:val="ar_AE" w:bidi="ar_AE"/>
+        </w:rPr>
+        <w:t>1صموئيل 2:27–36</w:t>
+      </w:r>
       <w:r>
         <w:rPr>
           <w:rtl/>
@@ -1483,20 +1297,14 @@
         </w:rPr>
         <w:t>" (</w:t>
       </w:r>
-      <w:hyperlink r:id="rId37">
-        <w:r>
-          <w:rPr>
-            <w:rtl/>
-            <w:cs/>
-            <w:lang w:val="ar_AE" w:bidi="ar_AE"/>
-          </w:rPr>
-          <w:rPr>
-            <w:color w:val="0000EE"/>
-            <w:u w:val="single"/>
-          </w:rPr>
-          <w:t>1صموئيل 2:35</w:t>
-        </w:r>
-      </w:hyperlink>
+      <w:r>
+        <w:rPr>
+          <w:rtl/>
+          <w:cs/>
+          <w:lang w:val="ar_AE" w:bidi="ar_AE"/>
+        </w:rPr>
+        <w:t>1صموئيل 2:35</w:t>
+      </w:r>
       <w:r>
         <w:rPr>
           <w:rtl/>
@@ -1525,20 +1333,14 @@
         </w:rPr>
         <w:t>صادوق حقق النبوة وأصبح رئيس الكهنة الوحيد في عهد سليمان (</w:t>
       </w:r>
-      <w:hyperlink r:id="rId38">
-        <w:r>
-          <w:rPr>
-            <w:rtl/>
-            <w:cs/>
-            <w:lang w:val="ar_AE" w:bidi="ar_AE"/>
-          </w:rPr>
-          <w:rPr>
-            <w:color w:val="0000EE"/>
-            <w:u w:val="single"/>
-          </w:rPr>
-          <w:t>1 ملوك 2:35</w:t>
-        </w:r>
-      </w:hyperlink>
+      <w:r>
+        <w:rPr>
+          <w:rtl/>
+          <w:cs/>
+          <w:lang w:val="ar_AE" w:bidi="ar_AE"/>
+        </w:rPr>
+        <w:t>1 ملوك 2:35</w:t>
+      </w:r>
       <w:r>
         <w:rPr>
           <w:rtl/>
@@ -1547,20 +1349,14 @@
         </w:rPr>
         <w:t>). كان أحفاد صادوق كهنة لإسرائيل في أثناء فترة الملكية وما بعدها. عزريا الكاهن في عهد حزقيّا، كان من نسل صادوق (</w:t>
       </w:r>
-      <w:hyperlink r:id="rId39">
-        <w:r>
-          <w:rPr>
-            <w:rtl/>
-            <w:cs/>
-            <w:lang w:val="ar_AE" w:bidi="ar_AE"/>
-          </w:rPr>
-          <w:rPr>
-            <w:color w:val="0000EE"/>
-            <w:u w:val="single"/>
-          </w:rPr>
-          <w:t>2 أخبار الأيام 31:10</w:t>
-        </w:r>
-      </w:hyperlink>
+      <w:r>
+        <w:rPr>
+          <w:rtl/>
+          <w:cs/>
+          <w:lang w:val="ar_AE" w:bidi="ar_AE"/>
+        </w:rPr>
+        <w:t>2 أخبار الأيام 31:10</w:t>
+      </w:r>
       <w:r>
         <w:rPr>
           <w:rtl/>
@@ -1569,20 +1365,14 @@
         </w:rPr>
         <w:t>). في أثناء السبي البابلي، كانت رؤية حزقيال للهيكل الجديد تشير إلى سلالة صادوق الكهنوتية (</w:t>
       </w:r>
-      <w:hyperlink r:id="rId40">
-        <w:r>
-          <w:rPr>
-            <w:rtl/>
-            <w:cs/>
-            <w:lang w:val="ar_AE" w:bidi="ar_AE"/>
-          </w:rPr>
-          <w:rPr>
-            <w:color w:val="0000EE"/>
-            <w:u w:val="single"/>
-          </w:rPr>
-          <w:t>حزقيال 40:46</w:t>
-        </w:r>
-      </w:hyperlink>
+      <w:r>
+        <w:rPr>
+          <w:rtl/>
+          <w:cs/>
+          <w:lang w:val="ar_AE" w:bidi="ar_AE"/>
+        </w:rPr>
+        <w:t>حزقيال 40:46</w:t>
+      </w:r>
       <w:r>
         <w:rPr>
           <w:rtl/>
@@ -1591,20 +1381,14 @@
         </w:rPr>
         <w:t xml:space="preserve">؛ </w:t>
       </w:r>
-      <w:hyperlink r:id="rId41">
-        <w:r>
-          <w:rPr>
-            <w:rtl/>
-            <w:cs/>
-            <w:lang w:val="ar_AE" w:bidi="ar_AE"/>
-          </w:rPr>
-          <w:rPr>
-            <w:color w:val="0000EE"/>
-            <w:u w:val="single"/>
-          </w:rPr>
-          <w:t>43:19</w:t>
-        </w:r>
-      </w:hyperlink>
+      <w:r>
+        <w:rPr>
+          <w:rtl/>
+          <w:cs/>
+          <w:lang w:val="ar_AE" w:bidi="ar_AE"/>
+        </w:rPr>
+        <w:t>43:19</w:t>
+      </w:r>
       <w:r>
         <w:rPr>
           <w:rtl/>
@@ -1613,20 +1397,14 @@
         </w:rPr>
         <w:t xml:space="preserve">؛ </w:t>
       </w:r>
-      <w:hyperlink r:id="rId42">
-        <w:r>
-          <w:rPr>
-            <w:rtl/>
-            <w:cs/>
-            <w:lang w:val="ar_AE" w:bidi="ar_AE"/>
-          </w:rPr>
-          <w:rPr>
-            <w:color w:val="0000EE"/>
-            <w:u w:val="single"/>
-          </w:rPr>
-          <w:t>44:15</w:t>
-        </w:r>
-      </w:hyperlink>
+      <w:r>
+        <w:rPr>
+          <w:rtl/>
+          <w:cs/>
+          <w:lang w:val="ar_AE" w:bidi="ar_AE"/>
+        </w:rPr>
+        <w:t>44:15</w:t>
+      </w:r>
       <w:r>
         <w:rPr>
           <w:rtl/>
@@ -1635,20 +1413,14 @@
         </w:rPr>
         <w:t xml:space="preserve">؛ </w:t>
       </w:r>
-      <w:hyperlink r:id="rId43">
-        <w:r>
-          <w:rPr>
-            <w:rtl/>
-            <w:cs/>
-            <w:lang w:val="ar_AE" w:bidi="ar_AE"/>
-          </w:rPr>
-          <w:rPr>
-            <w:color w:val="0000EE"/>
-            <w:u w:val="single"/>
-          </w:rPr>
-          <w:t>48:11</w:t>
-        </w:r>
-      </w:hyperlink>
+      <w:r>
+        <w:rPr>
+          <w:rtl/>
+          <w:cs/>
+          <w:lang w:val="ar_AE" w:bidi="ar_AE"/>
+        </w:rPr>
+        <w:t>48:11</w:t>
+      </w:r>
       <w:r>
         <w:rPr>
           <w:rtl/>
@@ -1657,20 +1429,14 @@
         </w:rPr>
         <w:t>). في أوائل القرن الثاني قبل الميلاد، عندما كان اليهود تحت حكم السلوقيين، أصبح منصب رئيس الكهنة منصبًا سياسيًا، وانتُزع المنصب من أحفاد صادوق. وبِالنّظَرِ إلى نبوءات حزقيال، ظلت بعض الجماعات اليهودية، كأولئك الذين عملوا مخطوطات البحر المَيِّت، متمسكة بأمل عودة سلالة صادوق إلى رئاسة الكهنوت. لكن العهد الجديد يذكر أن يسوع المسيح الآن هو من يملك منصب رئيس الكهنة (</w:t>
       </w:r>
-      <w:hyperlink r:id="rId44">
-        <w:r>
-          <w:rPr>
-            <w:rtl/>
-            <w:cs/>
-            <w:lang w:val="ar_AE" w:bidi="ar_AE"/>
-          </w:rPr>
-          <w:rPr>
-            <w:color w:val="0000EE"/>
-            <w:u w:val="single"/>
-          </w:rPr>
-          <w:t>عبرانيين 9:11</w:t>
-        </w:r>
-      </w:hyperlink>
+      <w:r>
+        <w:rPr>
+          <w:rtl/>
+          <w:cs/>
+          <w:lang w:val="ar_AE" w:bidi="ar_AE"/>
+        </w:rPr>
+        <w:t>عبرانيين 9:11</w:t>
+      </w:r>
       <w:r>
         <w:rPr>
           <w:rtl/>
@@ -1679,20 +1445,14 @@
         </w:rPr>
         <w:t xml:space="preserve">؛ </w:t>
       </w:r>
-      <w:hyperlink r:id="rId45">
-        <w:r>
-          <w:rPr>
-            <w:rtl/>
-            <w:cs/>
-            <w:lang w:val="ar_AE" w:bidi="ar_AE"/>
-          </w:rPr>
-          <w:rPr>
-            <w:color w:val="0000EE"/>
-            <w:u w:val="single"/>
-          </w:rPr>
-          <w:t>10:12–25</w:t>
-        </w:r>
-      </w:hyperlink>
+      <w:r>
+        <w:rPr>
+          <w:rtl/>
+          <w:cs/>
+          <w:lang w:val="ar_AE" w:bidi="ar_AE"/>
+        </w:rPr>
+        <w:t>10:12–25</w:t>
+      </w:r>
       <w:r>
         <w:rPr>
           <w:rtl/>
@@ -1734,20 +1494,14 @@
           <w:lang w:val="ar_AE" w:bidi="ar_AE"/>
         </w:rPr>
       </w:r>
-      <w:hyperlink r:id="rId15">
-        <w:r>
-          <w:rPr>
-            <w:rtl/>
-            <w:cs/>
-            <w:lang w:val="ar_AE" w:bidi="ar_AE"/>
-          </w:rPr>
-          <w:rPr>
-            <w:color w:val="0000EE"/>
-            <w:u w:val="single"/>
-          </w:rPr>
-          <w:t>2صموئيل 8:17</w:t>
-        </w:r>
-      </w:hyperlink>
+      <w:r>
+        <w:rPr>
+          <w:rtl/>
+          <w:cs/>
+          <w:lang w:val="ar_AE" w:bidi="ar_AE"/>
+        </w:rPr>
+        <w:t>2صموئيل 8:17</w:t>
+      </w:r>
       <w:r>
         <w:rPr>
           <w:rtl/>
@@ -1756,20 +1510,14 @@
         </w:rPr>
         <w:t xml:space="preserve">؛ </w:t>
       </w:r>
-      <w:hyperlink r:id="rId46">
-        <w:r>
-          <w:rPr>
-            <w:rtl/>
-            <w:cs/>
-            <w:lang w:val="ar_AE" w:bidi="ar_AE"/>
-          </w:rPr>
-          <w:rPr>
-            <w:color w:val="0000EE"/>
-            <w:u w:val="single"/>
-          </w:rPr>
-          <w:t>15:23–37</w:t>
-        </w:r>
-      </w:hyperlink>
+      <w:r>
+        <w:rPr>
+          <w:rtl/>
+          <w:cs/>
+          <w:lang w:val="ar_AE" w:bidi="ar_AE"/>
+        </w:rPr>
+        <w:t>15:23–37</w:t>
+      </w:r>
       <w:r>
         <w:rPr>
           <w:rtl/>
@@ -1778,20 +1526,14 @@
         </w:rPr>
         <w:t xml:space="preserve">؛ </w:t>
       </w:r>
-      <w:hyperlink r:id="rId47">
-        <w:r>
-          <w:rPr>
-            <w:rtl/>
-            <w:cs/>
-            <w:lang w:val="ar_AE" w:bidi="ar_AE"/>
-          </w:rPr>
-          <w:rPr>
-            <w:color w:val="0000EE"/>
-            <w:u w:val="single"/>
-          </w:rPr>
-          <w:t>1ملوك 1:5–53</w:t>
-        </w:r>
-      </w:hyperlink>
+      <w:r>
+        <w:rPr>
+          <w:rtl/>
+          <w:cs/>
+          <w:lang w:val="ar_AE" w:bidi="ar_AE"/>
+        </w:rPr>
+        <w:t>1ملوك 1:5–53</w:t>
+      </w:r>
       <w:r>
         <w:rPr>
           <w:rtl/>
@@ -1800,20 +1542,14 @@
         </w:rPr>
         <w:t xml:space="preserve">؛ </w:t>
       </w:r>
-      <w:hyperlink r:id="rId38">
-        <w:r>
-          <w:rPr>
-            <w:rtl/>
-            <w:cs/>
-            <w:lang w:val="ar_AE" w:bidi="ar_AE"/>
-          </w:rPr>
-          <w:rPr>
-            <w:color w:val="0000EE"/>
-            <w:u w:val="single"/>
-          </w:rPr>
-          <w:t>2:35</w:t>
-        </w:r>
-      </w:hyperlink>
+      <w:r>
+        <w:rPr>
+          <w:rtl/>
+          <w:cs/>
+          <w:lang w:val="ar_AE" w:bidi="ar_AE"/>
+        </w:rPr>
+        <w:t>2:35</w:t>
+      </w:r>
       <w:r>
         <w:rPr>
           <w:rtl/>
@@ -1822,20 +1558,14 @@
         </w:rPr>
         <w:t xml:space="preserve">؛ </w:t>
       </w:r>
-      <w:hyperlink r:id="rId27">
-        <w:r>
-          <w:rPr>
-            <w:rtl/>
-            <w:cs/>
-            <w:lang w:val="ar_AE" w:bidi="ar_AE"/>
-          </w:rPr>
-          <w:rPr>
-            <w:color w:val="0000EE"/>
-            <w:u w:val="single"/>
-          </w:rPr>
-          <w:t>1أخبار الأيام 6:1–15</w:t>
-        </w:r>
-      </w:hyperlink>
+      <w:r>
+        <w:rPr>
+          <w:rtl/>
+          <w:cs/>
+          <w:lang w:val="ar_AE" w:bidi="ar_AE"/>
+        </w:rPr>
+        <w:t>1أخبار الأيام 6:1–15</w:t>
+      </w:r>
       <w:r>
         <w:rPr>
           <w:rtl/>
@@ -1844,20 +1574,14 @@
         </w:rPr>
         <w:t xml:space="preserve">, </w:t>
       </w:r>
-      <w:hyperlink r:id="rId28">
-        <w:r>
-          <w:rPr>
-            <w:rtl/>
-            <w:cs/>
-            <w:lang w:val="ar_AE" w:bidi="ar_AE"/>
-          </w:rPr>
-          <w:rPr>
-            <w:color w:val="0000EE"/>
-            <w:u w:val="single"/>
-          </w:rPr>
-          <w:t>50–53</w:t>
-        </w:r>
-      </w:hyperlink>
+      <w:r>
+        <w:rPr>
+          <w:rtl/>
+          <w:cs/>
+          <w:lang w:val="ar_AE" w:bidi="ar_AE"/>
+        </w:rPr>
+        <w:t>50–53</w:t>
+      </w:r>
       <w:r>
         <w:rPr>
           <w:rtl/>
@@ -1866,20 +1590,14 @@
         </w:rPr>
         <w:t xml:space="preserve">؛ </w:t>
       </w:r>
-      <w:hyperlink r:id="rId48">
-        <w:r>
-          <w:rPr>
-            <w:rtl/>
-            <w:cs/>
-            <w:lang w:val="ar_AE" w:bidi="ar_AE"/>
-          </w:rPr>
-          <w:rPr>
-            <w:color w:val="0000EE"/>
-            <w:u w:val="single"/>
-          </w:rPr>
-          <w:t>عزرا 7:2</w:t>
-        </w:r>
-      </w:hyperlink>
+      <w:r>
+        <w:rPr>
+          <w:rtl/>
+          <w:cs/>
+          <w:lang w:val="ar_AE" w:bidi="ar_AE"/>
+        </w:rPr>
+        <w:t>عزرا 7:2</w:t>
+      </w:r>
       <w:r>
         <w:rPr>
           <w:rtl/>
@@ -1888,20 +1606,14 @@
         </w:rPr>
         <w:t xml:space="preserve">؛ </w:t>
       </w:r>
-      <w:hyperlink r:id="rId40">
-        <w:r>
-          <w:rPr>
-            <w:rtl/>
-            <w:cs/>
-            <w:lang w:val="ar_AE" w:bidi="ar_AE"/>
-          </w:rPr>
-          <w:rPr>
-            <w:color w:val="0000EE"/>
-            <w:u w:val="single"/>
-          </w:rPr>
-          <w:t>حزقيال 40:46</w:t>
-        </w:r>
-      </w:hyperlink>
+      <w:r>
+        <w:rPr>
+          <w:rtl/>
+          <w:cs/>
+          <w:lang w:val="ar_AE" w:bidi="ar_AE"/>
+        </w:rPr>
+        <w:t>حزقيال 40:46</w:t>
+      </w:r>
       <w:r>
         <w:rPr>
           <w:rtl/>
@@ -1910,20 +1622,14 @@
         </w:rPr>
         <w:t xml:space="preserve">؛ </w:t>
       </w:r>
-      <w:hyperlink r:id="rId41">
-        <w:r>
-          <w:rPr>
-            <w:rtl/>
-            <w:cs/>
-            <w:lang w:val="ar_AE" w:bidi="ar_AE"/>
-          </w:rPr>
-          <w:rPr>
-            <w:color w:val="0000EE"/>
-            <w:u w:val="single"/>
-          </w:rPr>
-          <w:t>43:19</w:t>
-        </w:r>
-      </w:hyperlink>
+      <w:r>
+        <w:rPr>
+          <w:rtl/>
+          <w:cs/>
+          <w:lang w:val="ar_AE" w:bidi="ar_AE"/>
+        </w:rPr>
+        <w:t>43:19</w:t>
+      </w:r>
       <w:r>
         <w:rPr>
           <w:rtl/>
@@ -1932,20 +1638,14 @@
         </w:rPr>
         <w:t xml:space="preserve">؛ </w:t>
       </w:r>
-      <w:hyperlink r:id="rId42">
-        <w:r>
-          <w:rPr>
-            <w:rtl/>
-            <w:cs/>
-            <w:lang w:val="ar_AE" w:bidi="ar_AE"/>
-          </w:rPr>
-          <w:rPr>
-            <w:color w:val="0000EE"/>
-            <w:u w:val="single"/>
-          </w:rPr>
-          <w:t>44:15</w:t>
-        </w:r>
-      </w:hyperlink>
+      <w:r>
+        <w:rPr>
+          <w:rtl/>
+          <w:cs/>
+          <w:lang w:val="ar_AE" w:bidi="ar_AE"/>
+        </w:rPr>
+        <w:t>44:15</w:t>
+      </w:r>
       <w:r>
         <w:rPr>
           <w:rtl/>
@@ -1954,20 +1654,14 @@
         </w:rPr>
         <w:t xml:space="preserve">؛ </w:t>
       </w:r>
-      <w:hyperlink r:id="rId43">
-        <w:r>
-          <w:rPr>
-            <w:rtl/>
-            <w:cs/>
-            <w:lang w:val="ar_AE" w:bidi="ar_AE"/>
-          </w:rPr>
-          <w:rPr>
-            <w:color w:val="0000EE"/>
-            <w:u w:val="single"/>
-          </w:rPr>
-          <w:t>48:11.</w:t>
-        </w:r>
-      </w:hyperlink>
+      <w:r>
+        <w:rPr>
+          <w:rtl/>
+          <w:cs/>
+          <w:lang w:val="ar_AE" w:bidi="ar_AE"/>
+        </w:rPr>
+        <w:t>48:11.</w:t>
+      </w:r>
       <w:r>
         <w:rPr>
           <w:rtl/>
@@ -2035,20 +1729,14 @@
         </w:rPr>
         <w:t>عاش صموئيل في نهاية عصر القضاة وأسهم في قيادة إسرائيل حتى عصر الملوك، وقد كان آخر قضاة إسرائيل (</w:t>
       </w:r>
-      <w:hyperlink r:id="rId49">
-        <w:r>
-          <w:rPr>
-            <w:rtl/>
-            <w:cs/>
-            <w:lang w:val="ar_AE" w:bidi="ar_AE"/>
-          </w:rPr>
-          <w:rPr>
-            <w:color w:val="0000EE"/>
-            <w:u w:val="single"/>
-          </w:rPr>
-          <w:t>1صموئيل 7:6</w:t>
-        </w:r>
-      </w:hyperlink>
+      <w:r>
+        <w:rPr>
+          <w:rtl/>
+          <w:cs/>
+          <w:lang w:val="ar_AE" w:bidi="ar_AE"/>
+        </w:rPr>
+        <w:t>1صموئيل 7:6</w:t>
+      </w:r>
       <w:r>
         <w:rPr>
           <w:rtl/>
@@ -2057,20 +1745,14 @@
         </w:rPr>
         <w:t xml:space="preserve">، </w:t>
       </w:r>
-      <w:hyperlink r:id="rId50">
-        <w:r>
-          <w:rPr>
-            <w:rtl/>
-            <w:cs/>
-            <w:lang w:val="ar_AE" w:bidi="ar_AE"/>
-          </w:rPr>
-          <w:rPr>
-            <w:color w:val="0000EE"/>
-            <w:u w:val="single"/>
-          </w:rPr>
-          <w:t>15–17</w:t>
-        </w:r>
-      </w:hyperlink>
+      <w:r>
+        <w:rPr>
+          <w:rtl/>
+          <w:cs/>
+          <w:lang w:val="ar_AE" w:bidi="ar_AE"/>
+        </w:rPr>
+        <w:t>15–17</w:t>
+      </w:r>
       <w:r>
         <w:rPr>
           <w:rtl/>
@@ -2095,20 +1777,14 @@
         </w:rPr>
         <w:t xml:space="preserve"> (</w:t>
       </w:r>
-      <w:hyperlink r:id="rId51">
-        <w:r>
-          <w:rPr>
-            <w:rtl/>
-            <w:cs/>
-            <w:lang w:val="ar_AE" w:bidi="ar_AE"/>
-          </w:rPr>
-          <w:rPr>
-            <w:color w:val="0000EE"/>
-            <w:u w:val="single"/>
-          </w:rPr>
-          <w:t>1صموئيل 3:20</w:t>
-        </w:r>
-      </w:hyperlink>
+      <w:r>
+        <w:rPr>
+          <w:rtl/>
+          <w:cs/>
+          <w:lang w:val="ar_AE" w:bidi="ar_AE"/>
+        </w:rPr>
+        <w:t>1صموئيل 3:20</w:t>
+      </w:r>
       <w:r>
         <w:rPr>
           <w:rtl/>
@@ -2117,20 +1793,14 @@
         </w:rPr>
         <w:t xml:space="preserve">؛ </w:t>
       </w:r>
-      <w:hyperlink r:id="rId52">
-        <w:r>
-          <w:rPr>
-            <w:rtl/>
-            <w:cs/>
-            <w:lang w:val="ar_AE" w:bidi="ar_AE"/>
-          </w:rPr>
-          <w:rPr>
-            <w:color w:val="0000EE"/>
-            <w:u w:val="single"/>
-          </w:rPr>
-          <w:t>أعمال الرسل 3:24</w:t>
-        </w:r>
-      </w:hyperlink>
+      <w:r>
+        <w:rPr>
+          <w:rtl/>
+          <w:cs/>
+          <w:lang w:val="ar_AE" w:bidi="ar_AE"/>
+        </w:rPr>
+        <w:t>أعمال الرسل 3:24</w:t>
+      </w:r>
       <w:r>
         <w:rPr>
           <w:rtl/>
@@ -2139,20 +1809,14 @@
         </w:rPr>
         <w:t xml:space="preserve">؛ </w:t>
       </w:r>
-      <w:hyperlink r:id="rId53">
-        <w:r>
-          <w:rPr>
-            <w:rtl/>
-            <w:cs/>
-            <w:lang w:val="ar_AE" w:bidi="ar_AE"/>
-          </w:rPr>
-          <w:rPr>
-            <w:color w:val="0000EE"/>
-            <w:u w:val="single"/>
-          </w:rPr>
-          <w:t>13:20</w:t>
-        </w:r>
-      </w:hyperlink>
+      <w:r>
+        <w:rPr>
+          <w:rtl/>
+          <w:cs/>
+          <w:lang w:val="ar_AE" w:bidi="ar_AE"/>
+        </w:rPr>
+        <w:t>13:20</w:t>
+      </w:r>
       <w:r>
         <w:rPr>
           <w:rtl/>
@@ -2161,20 +1825,14 @@
         </w:rPr>
         <w:t xml:space="preserve">). وقد خدم بصفته كاهن (انظر </w:t>
       </w:r>
-      <w:hyperlink r:id="rId54">
-        <w:r>
-          <w:rPr>
-            <w:rtl/>
-            <w:cs/>
-            <w:lang w:val="ar_AE" w:bidi="ar_AE"/>
-          </w:rPr>
-          <w:rPr>
-            <w:color w:val="0000EE"/>
-            <w:u w:val="single"/>
-          </w:rPr>
-          <w:t>1صموئيل 2:18</w:t>
-        </w:r>
-      </w:hyperlink>
+      <w:r>
+        <w:rPr>
+          <w:rtl/>
+          <w:cs/>
+          <w:lang w:val="ar_AE" w:bidi="ar_AE"/>
+        </w:rPr>
+        <w:t>1صموئيل 2:18</w:t>
+      </w:r>
       <w:r>
         <w:rPr>
           <w:rtl/>
@@ -2183,20 +1841,14 @@
         </w:rPr>
         <w:t>). وكان إنسانًا يتحلى بإيمان عظيم (</w:t>
       </w:r>
-      <w:hyperlink r:id="rId55">
-        <w:r>
-          <w:rPr>
-            <w:rtl/>
-            <w:cs/>
-            <w:lang w:val="ar_AE" w:bidi="ar_AE"/>
-          </w:rPr>
-          <w:rPr>
-            <w:color w:val="0000EE"/>
-            <w:u w:val="single"/>
-          </w:rPr>
-          <w:t>العبرانيين 11:32</w:t>
-        </w:r>
-      </w:hyperlink>
+      <w:r>
+        <w:rPr>
+          <w:rtl/>
+          <w:cs/>
+          <w:lang w:val="ar_AE" w:bidi="ar_AE"/>
+        </w:rPr>
+        <w:t>العبرانيين 11:32</w:t>
+      </w:r>
       <w:r>
         <w:rPr>
           <w:rtl/>
@@ -2242,20 +1894,14 @@
         </w:rPr>
         <w:t>في شيلوه (</w:t>
       </w:r>
-      <w:hyperlink r:id="rId56">
-        <w:r>
-          <w:rPr>
-            <w:rtl/>
-            <w:cs/>
-            <w:lang w:val="ar_AE" w:bidi="ar_AE"/>
-          </w:rPr>
-          <w:rPr>
-            <w:color w:val="0000EE"/>
-            <w:u w:val="single"/>
-          </w:rPr>
-          <w:t>1صموئيل 1:3</w:t>
-        </w:r>
-      </w:hyperlink>
+      <w:r>
+        <w:rPr>
+          <w:rtl/>
+          <w:cs/>
+          <w:lang w:val="ar_AE" w:bidi="ar_AE"/>
+        </w:rPr>
+        <w:t>1صموئيل 1:3</w:t>
+      </w:r>
       <w:r>
         <w:rPr>
           <w:rtl/>
@@ -2264,20 +1910,14 @@
         </w:rPr>
         <w:t>). في المَقدِس، صلّت حنّة، التي لم يكن لها أطفال، من أجل أن يمنحها الله ابن، ونذرته لله ليخدمه كل أيام حياته (</w:t>
       </w:r>
-      <w:hyperlink r:id="rId57">
-        <w:r>
-          <w:rPr>
-            <w:rtl/>
-            <w:cs/>
-            <w:lang w:val="ar_AE" w:bidi="ar_AE"/>
-          </w:rPr>
-          <w:rPr>
-            <w:color w:val="0000EE"/>
-            <w:u w:val="single"/>
-          </w:rPr>
-          <w:t>1صموئيل 1:9–11</w:t>
-        </w:r>
-      </w:hyperlink>
+      <w:r>
+        <w:rPr>
+          <w:rtl/>
+          <w:cs/>
+          <w:lang w:val="ar_AE" w:bidi="ar_AE"/>
+        </w:rPr>
+        <w:t>1صموئيل 1:9–11</w:t>
+      </w:r>
       <w:r>
         <w:rPr>
           <w:rtl/>
@@ -2286,20 +1926,14 @@
         </w:rPr>
         <w:t>). استجاب الله لصلاتها، وولد صموئيل (</w:t>
       </w:r>
-      <w:hyperlink r:id="rId58">
-        <w:r>
-          <w:rPr>
-            <w:rtl/>
-            <w:cs/>
-            <w:lang w:val="ar_AE" w:bidi="ar_AE"/>
-          </w:rPr>
-          <w:rPr>
-            <w:color w:val="0000EE"/>
-            <w:u w:val="single"/>
-          </w:rPr>
-          <w:t>1صموئيل 1:19–20</w:t>
-        </w:r>
-      </w:hyperlink>
+      <w:r>
+        <w:rPr>
+          <w:rtl/>
+          <w:cs/>
+          <w:lang w:val="ar_AE" w:bidi="ar_AE"/>
+        </w:rPr>
+        <w:t>1صموئيل 1:19–20</w:t>
+      </w:r>
       <w:r>
         <w:rPr>
           <w:rtl/>
@@ -2325,20 +1959,14 @@
         </w:rPr>
         <w:t>مع عالي، رئيس الكهنة (</w:t>
       </w:r>
-      <w:hyperlink r:id="rId59">
-        <w:r>
-          <w:rPr>
-            <w:rtl/>
-            <w:cs/>
-            <w:lang w:val="ar_AE" w:bidi="ar_AE"/>
-          </w:rPr>
-          <w:rPr>
-            <w:color w:val="0000EE"/>
-            <w:u w:val="single"/>
-          </w:rPr>
-          <w:t>1صموئيل 1:24–28</w:t>
-        </w:r>
-      </w:hyperlink>
+      <w:r>
+        <w:rPr>
+          <w:rtl/>
+          <w:cs/>
+          <w:lang w:val="ar_AE" w:bidi="ar_AE"/>
+        </w:rPr>
+        <w:t>1صموئيل 1:24–28</w:t>
+      </w:r>
       <w:r>
         <w:rPr>
           <w:rtl/>
@@ -2347,20 +1975,14 @@
         </w:rPr>
         <w:t xml:space="preserve">؛ </w:t>
       </w:r>
-      <w:hyperlink r:id="rId60">
-        <w:r>
-          <w:rPr>
-            <w:rtl/>
-            <w:cs/>
-            <w:lang w:val="ar_AE" w:bidi="ar_AE"/>
-          </w:rPr>
-          <w:rPr>
-            <w:color w:val="0000EE"/>
-            <w:u w:val="single"/>
-          </w:rPr>
-          <w:t>2:11</w:t>
-        </w:r>
-      </w:hyperlink>
+      <w:r>
+        <w:rPr>
+          <w:rtl/>
+          <w:cs/>
+          <w:lang w:val="ar_AE" w:bidi="ar_AE"/>
+        </w:rPr>
+        <w:t>2:11</w:t>
+      </w:r>
       <w:r>
         <w:rPr>
           <w:rtl/>
@@ -2405,20 +2027,14 @@
         </w:rPr>
         <w:t>التي سوف تُلِم بعائلة عالي (</w:t>
       </w:r>
-      <w:hyperlink r:id="rId61">
-        <w:r>
-          <w:rPr>
-            <w:rtl/>
-            <w:cs/>
-            <w:lang w:val="ar_AE" w:bidi="ar_AE"/>
-          </w:rPr>
-          <w:rPr>
-            <w:color w:val="0000EE"/>
-            <w:u w:val="single"/>
-          </w:rPr>
-          <w:t>1صموئيل 3:1–18</w:t>
-        </w:r>
-      </w:hyperlink>
+      <w:r>
+        <w:rPr>
+          <w:rtl/>
+          <w:cs/>
+          <w:lang w:val="ar_AE" w:bidi="ar_AE"/>
+        </w:rPr>
+        <w:t>1صموئيل 3:1–18</w:t>
+      </w:r>
       <w:r>
         <w:rPr>
           <w:rtl/>
@@ -2427,20 +2043,14 @@
         </w:rPr>
         <w:t>). تحقق هذا التحذير عندما هزم الفلسطينيون إسرائيل، وقتلوا ابني عالي، وأخذوا تابوت العهد (</w:t>
       </w:r>
-      <w:hyperlink r:id="rId62">
-        <w:r>
-          <w:rPr>
-            <w:rtl/>
-            <w:cs/>
-            <w:lang w:val="ar_AE" w:bidi="ar_AE"/>
-          </w:rPr>
-          <w:rPr>
-            <w:color w:val="0000EE"/>
-            <w:u w:val="single"/>
-          </w:rPr>
-          <w:t>1صموئيل 4:1–22</w:t>
-        </w:r>
-      </w:hyperlink>
+      <w:r>
+        <w:rPr>
+          <w:rtl/>
+          <w:cs/>
+          <w:lang w:val="ar_AE" w:bidi="ar_AE"/>
+        </w:rPr>
+        <w:t>1صموئيل 4:1–22</w:t>
+      </w:r>
       <w:r>
         <w:rPr>
           <w:rtl/>
@@ -2449,20 +2059,14 @@
         </w:rPr>
         <w:t>). وفيما بعد، تحت قيادة صموئيل، تاب الشعب عن عبادتهم للأوثان (عبادة الآلهة الكاذبة) وانتصروا في إحدى المعارك الحاسمة ضد الفلسطينيين (</w:t>
       </w:r>
-      <w:hyperlink r:id="rId63">
-        <w:r>
-          <w:rPr>
-            <w:rtl/>
-            <w:cs/>
-            <w:lang w:val="ar_AE" w:bidi="ar_AE"/>
-          </w:rPr>
-          <w:rPr>
-            <w:color w:val="0000EE"/>
-            <w:u w:val="single"/>
-          </w:rPr>
-          <w:t>1صموئيل 7:3–17</w:t>
-        </w:r>
-      </w:hyperlink>
+      <w:r>
+        <w:rPr>
+          <w:rtl/>
+          <w:cs/>
+          <w:lang w:val="ar_AE" w:bidi="ar_AE"/>
+        </w:rPr>
+        <w:t>1صموئيل 7:3–17</w:t>
+      </w:r>
       <w:r>
         <w:rPr>
           <w:rtl/>
@@ -2491,20 +2095,14 @@
         </w:rPr>
         <w:t>مع تقدم صموئيل في العمر، أصبح من الواضح أنه كان يعاني من نفس الضعف الذي كان يُعانيه عالي الكاهن. وكان ابنا صموئيل أشرارًا (</w:t>
       </w:r>
-      <w:hyperlink r:id="rId64">
-        <w:r>
-          <w:rPr>
-            <w:rtl/>
-            <w:cs/>
-            <w:lang w:val="ar_AE" w:bidi="ar_AE"/>
-          </w:rPr>
-          <w:rPr>
-            <w:color w:val="0000EE"/>
-            <w:u w:val="single"/>
-          </w:rPr>
-          <w:t>1صموئيل 8:1–3</w:t>
-        </w:r>
-      </w:hyperlink>
+      <w:r>
+        <w:rPr>
+          <w:rtl/>
+          <w:cs/>
+          <w:lang w:val="ar_AE" w:bidi="ar_AE"/>
+        </w:rPr>
+        <w:t>1صموئيل 8:1–3</w:t>
+      </w:r>
       <w:r>
         <w:rPr>
           <w:rtl/>
@@ -2513,20 +2111,14 @@
         </w:rPr>
         <w:t>)، ولم يرغب الناس في أن يقودا الأمة. وعوضًا عن ذلك، طلبوا من صموئيل تنصيب ملكًا لقيادتهم في المعركة ضد أعدائهم (</w:t>
       </w:r>
-      <w:hyperlink r:id="rId65">
-        <w:r>
-          <w:rPr>
-            <w:rtl/>
-            <w:cs/>
-            <w:lang w:val="ar_AE" w:bidi="ar_AE"/>
-          </w:rPr>
-          <w:rPr>
-            <w:color w:val="0000EE"/>
-            <w:u w:val="single"/>
-          </w:rPr>
-          <w:t>1صموئيل 8:4–5</w:t>
-        </w:r>
-      </w:hyperlink>
+      <w:r>
+        <w:rPr>
+          <w:rtl/>
+          <w:cs/>
+          <w:lang w:val="ar_AE" w:bidi="ar_AE"/>
+        </w:rPr>
+        <w:t>1صموئيل 8:4–5</w:t>
+      </w:r>
       <w:r>
         <w:rPr>
           <w:rtl/>
@@ -2535,20 +2127,14 @@
         </w:rPr>
         <w:t>). فمسح صموئيل شاول أول ملك لإسرائيل (</w:t>
       </w:r>
-      <w:hyperlink r:id="rId66">
-        <w:r>
-          <w:rPr>
-            <w:rtl/>
-            <w:cs/>
-            <w:lang w:val="ar_AE" w:bidi="ar_AE"/>
-          </w:rPr>
-          <w:rPr>
-            <w:color w:val="0000EE"/>
-            <w:u w:val="single"/>
-          </w:rPr>
-          <w:t>1صموئيل 9:1–10:24</w:t>
-        </w:r>
-      </w:hyperlink>
+      <w:r>
+        <w:rPr>
+          <w:rtl/>
+          <w:cs/>
+          <w:lang w:val="ar_AE" w:bidi="ar_AE"/>
+        </w:rPr>
+        <w:t>1صموئيل 9:1–10:24</w:t>
+      </w:r>
       <w:r>
         <w:rPr>
           <w:rtl/>
@@ -2577,20 +2163,14 @@
         </w:rPr>
         <w:t>وقد مثَّل الانتقال من زمن القضاة إلى عهد الملوك تحديًا كبيرًا. فصموئيل، بصفته كاهنًا، كان يُصلي من أجل الشعب، وبصفته نبي، انتقد شاول لتَعَجُلِه وعصيانه (</w:t>
       </w:r>
-      <w:hyperlink r:id="rId67">
-        <w:r>
-          <w:rPr>
-            <w:rtl/>
-            <w:cs/>
-            <w:lang w:val="ar_AE" w:bidi="ar_AE"/>
-          </w:rPr>
-          <w:rPr>
-            <w:color w:val="0000EE"/>
-            <w:u w:val="single"/>
-          </w:rPr>
-          <w:t>1صموئيل 13:5–14</w:t>
-        </w:r>
-      </w:hyperlink>
+      <w:r>
+        <w:rPr>
+          <w:rtl/>
+          <w:cs/>
+          <w:lang w:val="ar_AE" w:bidi="ar_AE"/>
+        </w:rPr>
+        <w:t>1صموئيل 13:5–14</w:t>
+      </w:r>
       <w:r>
         <w:rPr>
           <w:rtl/>
@@ -2599,20 +2179,14 @@
         </w:rPr>
         <w:t xml:space="preserve">؛ </w:t>
       </w:r>
-      <w:hyperlink r:id="rId68">
-        <w:r>
-          <w:rPr>
-            <w:rtl/>
-            <w:cs/>
-            <w:lang w:val="ar_AE" w:bidi="ar_AE"/>
-          </w:rPr>
-          <w:rPr>
-            <w:color w:val="0000EE"/>
-            <w:u w:val="single"/>
-          </w:rPr>
-          <w:t>15:12–35</w:t>
-        </w:r>
-      </w:hyperlink>
+      <w:r>
+        <w:rPr>
+          <w:rtl/>
+          <w:cs/>
+          <w:lang w:val="ar_AE" w:bidi="ar_AE"/>
+        </w:rPr>
+        <w:t>15:12–35</w:t>
+      </w:r>
       <w:r>
         <w:rPr>
           <w:rtl/>
@@ -2621,20 +2195,14 @@
         </w:rPr>
         <w:t>). وعندما رفض الله شاول من المُلك، مسح صموئيل داود مَسْحَة المختار من الله (</w:t>
       </w:r>
-      <w:hyperlink r:id="rId69">
-        <w:r>
-          <w:rPr>
-            <w:rtl/>
-            <w:cs/>
-            <w:lang w:val="ar_AE" w:bidi="ar_AE"/>
-          </w:rPr>
-          <w:rPr>
-            <w:color w:val="0000EE"/>
-            <w:u w:val="single"/>
-          </w:rPr>
-          <w:t>1صموئيل 16:1–13</w:t>
-        </w:r>
-      </w:hyperlink>
+      <w:r>
+        <w:rPr>
+          <w:rtl/>
+          <w:cs/>
+          <w:lang w:val="ar_AE" w:bidi="ar_AE"/>
+        </w:rPr>
+        <w:t>1صموئيل 16:1–13</w:t>
+      </w:r>
       <w:r>
         <w:rPr>
           <w:rtl/>
@@ -2643,20 +2211,14 @@
         </w:rPr>
         <w:t>) كما حمى داود من شاول (</w:t>
       </w:r>
-      <w:hyperlink r:id="rId70">
-        <w:r>
-          <w:rPr>
-            <w:rtl/>
-            <w:cs/>
-            <w:lang w:val="ar_AE" w:bidi="ar_AE"/>
-          </w:rPr>
-          <w:rPr>
-            <w:color w:val="0000EE"/>
-            <w:u w:val="single"/>
-          </w:rPr>
-          <w:t>19:18–24</w:t>
-        </w:r>
-      </w:hyperlink>
+      <w:r>
+        <w:rPr>
+          <w:rtl/>
+          <w:cs/>
+          <w:lang w:val="ar_AE" w:bidi="ar_AE"/>
+        </w:rPr>
+        <w:t>19:18–24</w:t>
+      </w:r>
       <w:r>
         <w:rPr>
           <w:rtl/>
@@ -2685,20 +2247,14 @@
         </w:rPr>
         <w:t>كان صموئيل بالصلاة والعزيمة، قائدًا مخلصًا (</w:t>
       </w:r>
-      <w:hyperlink r:id="rId71">
-        <w:r>
-          <w:rPr>
-            <w:rtl/>
-            <w:cs/>
-            <w:lang w:val="ar_AE" w:bidi="ar_AE"/>
-          </w:rPr>
-          <w:rPr>
-            <w:color w:val="0000EE"/>
-            <w:u w:val="single"/>
-          </w:rPr>
-          <w:t>إرميا 15:1</w:t>
-        </w:r>
-      </w:hyperlink>
+      <w:r>
+        <w:rPr>
+          <w:rtl/>
+          <w:cs/>
+          <w:lang w:val="ar_AE" w:bidi="ar_AE"/>
+        </w:rPr>
+        <w:t>إرميا 15:1</w:t>
+      </w:r>
       <w:r>
         <w:rPr>
           <w:rtl/>
@@ -2707,20 +2263,14 @@
         </w:rPr>
         <w:t xml:space="preserve">؛ </w:t>
       </w:r>
-      <w:hyperlink r:id="rId55">
-        <w:r>
-          <w:rPr>
-            <w:rtl/>
-            <w:cs/>
-            <w:lang w:val="ar_AE" w:bidi="ar_AE"/>
-          </w:rPr>
-          <w:rPr>
-            <w:color w:val="0000EE"/>
-            <w:u w:val="single"/>
-          </w:rPr>
-          <w:t>عبرانيين 11:32</w:t>
-        </w:r>
-      </w:hyperlink>
+      <w:r>
+        <w:rPr>
+          <w:rtl/>
+          <w:cs/>
+          <w:lang w:val="ar_AE" w:bidi="ar_AE"/>
+        </w:rPr>
+        <w:t>عبرانيين 11:32</w:t>
+      </w:r>
       <w:r>
         <w:rPr>
           <w:rtl/>
@@ -2746,20 +2296,14 @@
         </w:rPr>
         <w:t xml:space="preserve"> (</w:t>
       </w:r>
-      <w:hyperlink r:id="rId72">
-        <w:r>
-          <w:rPr>
-            <w:rtl/>
-            <w:cs/>
-            <w:lang w:val="ar_AE" w:bidi="ar_AE"/>
-          </w:rPr>
-          <w:rPr>
-            <w:color w:val="0000EE"/>
-            <w:u w:val="single"/>
-          </w:rPr>
-          <w:t>1أخبار الأيام 29:29</w:t>
-        </w:r>
-      </w:hyperlink>
+      <w:r>
+        <w:rPr>
+          <w:rtl/>
+          <w:cs/>
+          <w:lang w:val="ar_AE" w:bidi="ar_AE"/>
+        </w:rPr>
+        <w:t>1أخبار الأيام 29:29</w:t>
+      </w:r>
       <w:r>
         <w:rPr>
           <w:rtl/>
@@ -2768,20 +2312,14 @@
         </w:rPr>
         <w:t>). كما كتب عن حكم الملك الصالح (</w:t>
       </w:r>
-      <w:hyperlink r:id="rId73">
-        <w:r>
-          <w:rPr>
-            <w:rtl/>
-            <w:cs/>
-            <w:lang w:val="ar_AE" w:bidi="ar_AE"/>
-          </w:rPr>
-          <w:rPr>
-            <w:color w:val="0000EE"/>
-            <w:u w:val="single"/>
-          </w:rPr>
-          <w:t>1صموئيل 10:25</w:t>
-        </w:r>
-      </w:hyperlink>
+      <w:r>
+        <w:rPr>
+          <w:rtl/>
+          <w:cs/>
+          <w:lang w:val="ar_AE" w:bidi="ar_AE"/>
+        </w:rPr>
+        <w:t>1صموئيل 10:25</w:t>
+      </w:r>
       <w:r>
         <w:rPr>
           <w:rtl/>
@@ -2790,20 +2328,14 @@
         </w:rPr>
         <w:t>). وعندما تُوُفِيَّ، ناح عليه جميع شعب إسرائيل. ودُفن في ٱلرّامة، مسقط رأسه (</w:t>
       </w:r>
-      <w:hyperlink r:id="rId74">
-        <w:r>
-          <w:rPr>
-            <w:rtl/>
-            <w:cs/>
-            <w:lang w:val="ar_AE" w:bidi="ar_AE"/>
-          </w:rPr>
-          <w:rPr>
-            <w:color w:val="0000EE"/>
-            <w:u w:val="single"/>
-          </w:rPr>
-          <w:t>1صموئيل 25:1</w:t>
-        </w:r>
-      </w:hyperlink>
+      <w:r>
+        <w:rPr>
+          <w:rtl/>
+          <w:cs/>
+          <w:lang w:val="ar_AE" w:bidi="ar_AE"/>
+        </w:rPr>
+        <w:t>1صموئيل 25:1</w:t>
+      </w:r>
       <w:r>
         <w:rPr>
           <w:rtl/>
@@ -2845,20 +2377,14 @@
           <w:lang w:val="ar_AE" w:bidi="ar_AE"/>
         </w:rPr>
       </w:r>
-      <w:hyperlink r:id="rId75">
-        <w:r>
-          <w:rPr>
-            <w:rtl/>
-            <w:cs/>
-            <w:lang w:val="ar_AE" w:bidi="ar_AE"/>
-          </w:rPr>
-          <w:rPr>
-            <w:color w:val="0000EE"/>
-            <w:u w:val="single"/>
-          </w:rPr>
-          <w:t>1صموئيل 1:19–2:11</w:t>
-        </w:r>
-      </w:hyperlink>
+      <w:r>
+        <w:rPr>
+          <w:rtl/>
+          <w:cs/>
+          <w:lang w:val="ar_AE" w:bidi="ar_AE"/>
+        </w:rPr>
+        <w:t>1صموئيل 1:19–2:11</w:t>
+      </w:r>
       <w:r>
         <w:rPr>
           <w:rtl/>
@@ -2867,20 +2393,14 @@
         </w:rPr>
         <w:t xml:space="preserve">؛ </w:t>
       </w:r>
-      <w:hyperlink r:id="rId76">
-        <w:r>
-          <w:rPr>
-            <w:rtl/>
-            <w:cs/>
-            <w:lang w:val="ar_AE" w:bidi="ar_AE"/>
-          </w:rPr>
-          <w:rPr>
-            <w:color w:val="0000EE"/>
-            <w:u w:val="single"/>
-          </w:rPr>
-          <w:t>3:1–4:1</w:t>
-        </w:r>
-      </w:hyperlink>
+      <w:r>
+        <w:rPr>
+          <w:rtl/>
+          <w:cs/>
+          <w:lang w:val="ar_AE" w:bidi="ar_AE"/>
+        </w:rPr>
+        <w:t>3:1–4:1</w:t>
+      </w:r>
       <w:r>
         <w:rPr>
           <w:rtl/>
@@ -2889,20 +2409,14 @@
         </w:rPr>
         <w:t xml:space="preserve">؛ </w:t>
       </w:r>
-      <w:hyperlink r:id="rId77">
-        <w:r>
-          <w:rPr>
-            <w:rtl/>
-            <w:cs/>
-            <w:lang w:val="ar_AE" w:bidi="ar_AE"/>
-          </w:rPr>
-          <w:rPr>
-            <w:color w:val="0000EE"/>
-            <w:u w:val="single"/>
-          </w:rPr>
-          <w:t>7:3–16:13</w:t>
-        </w:r>
-      </w:hyperlink>
+      <w:r>
+        <w:rPr>
+          <w:rtl/>
+          <w:cs/>
+          <w:lang w:val="ar_AE" w:bidi="ar_AE"/>
+        </w:rPr>
+        <w:t>7:3–16:13</w:t>
+      </w:r>
       <w:r>
         <w:rPr>
           <w:rtl/>
@@ -2911,20 +2425,14 @@
         </w:rPr>
         <w:t xml:space="preserve">؛ </w:t>
       </w:r>
-      <w:hyperlink r:id="rId70">
-        <w:r>
-          <w:rPr>
-            <w:rtl/>
-            <w:cs/>
-            <w:lang w:val="ar_AE" w:bidi="ar_AE"/>
-          </w:rPr>
-          <w:rPr>
-            <w:color w:val="0000EE"/>
-            <w:u w:val="single"/>
-          </w:rPr>
-          <w:t>19:18–24</w:t>
-        </w:r>
-      </w:hyperlink>
+      <w:r>
+        <w:rPr>
+          <w:rtl/>
+          <w:cs/>
+          <w:lang w:val="ar_AE" w:bidi="ar_AE"/>
+        </w:rPr>
+        <w:t>19:18–24</w:t>
+      </w:r>
       <w:r>
         <w:rPr>
           <w:rtl/>
@@ -2933,20 +2441,14 @@
         </w:rPr>
         <w:t xml:space="preserve">؛ </w:t>
       </w:r>
-      <w:hyperlink r:id="rId74">
-        <w:r>
-          <w:rPr>
-            <w:rtl/>
-            <w:cs/>
-            <w:lang w:val="ar_AE" w:bidi="ar_AE"/>
-          </w:rPr>
-          <w:rPr>
-            <w:color w:val="0000EE"/>
-            <w:u w:val="single"/>
-          </w:rPr>
-          <w:t>25:1</w:t>
-        </w:r>
-      </w:hyperlink>
+      <w:r>
+        <w:rPr>
+          <w:rtl/>
+          <w:cs/>
+          <w:lang w:val="ar_AE" w:bidi="ar_AE"/>
+        </w:rPr>
+        <w:t>25:1</w:t>
+      </w:r>
       <w:r>
         <w:rPr>
           <w:rtl/>
@@ -2955,20 +2457,14 @@
         </w:rPr>
         <w:t xml:space="preserve">؛ </w:t>
       </w:r>
-      <w:hyperlink r:id="rId78">
-        <w:r>
-          <w:rPr>
-            <w:rtl/>
-            <w:cs/>
-            <w:lang w:val="ar_AE" w:bidi="ar_AE"/>
-          </w:rPr>
-          <w:rPr>
-            <w:color w:val="0000EE"/>
-            <w:u w:val="single"/>
-          </w:rPr>
-          <w:t>28:1–25</w:t>
-        </w:r>
-      </w:hyperlink>
+      <w:r>
+        <w:rPr>
+          <w:rtl/>
+          <w:cs/>
+          <w:lang w:val="ar_AE" w:bidi="ar_AE"/>
+        </w:rPr>
+        <w:t>28:1–25</w:t>
+      </w:r>
       <w:r>
         <w:rPr>
           <w:rtl/>
@@ -2977,20 +2473,14 @@
         </w:rPr>
         <w:t xml:space="preserve">؛ </w:t>
       </w:r>
-      <w:hyperlink r:id="rId79">
-        <w:r>
-          <w:rPr>
-            <w:rtl/>
-            <w:cs/>
-            <w:lang w:val="ar_AE" w:bidi="ar_AE"/>
-          </w:rPr>
-          <w:rPr>
-            <w:color w:val="0000EE"/>
-            <w:u w:val="single"/>
-          </w:rPr>
-          <w:t>مزمور 99:6</w:t>
-        </w:r>
-      </w:hyperlink>
+      <w:r>
+        <w:rPr>
+          <w:rtl/>
+          <w:cs/>
+          <w:lang w:val="ar_AE" w:bidi="ar_AE"/>
+        </w:rPr>
+        <w:t>مزمور 99:6</w:t>
+      </w:r>
       <w:r>
         <w:rPr>
           <w:rtl/>
@@ -2999,20 +2489,14 @@
         </w:rPr>
         <w:t xml:space="preserve">؛ </w:t>
       </w:r>
-      <w:hyperlink r:id="rId71">
-        <w:r>
-          <w:rPr>
-            <w:rtl/>
-            <w:cs/>
-            <w:lang w:val="ar_AE" w:bidi="ar_AE"/>
-          </w:rPr>
-          <w:rPr>
-            <w:color w:val="0000EE"/>
-            <w:u w:val="single"/>
-          </w:rPr>
-          <w:t>إرميا 15:1</w:t>
-        </w:r>
-      </w:hyperlink>
+      <w:r>
+        <w:rPr>
+          <w:rtl/>
+          <w:cs/>
+          <w:lang w:val="ar_AE" w:bidi="ar_AE"/>
+        </w:rPr>
+        <w:t>إرميا 15:1</w:t>
+      </w:r>
       <w:r>
         <w:rPr>
           <w:rtl/>
@@ -3021,20 +2505,14 @@
         </w:rPr>
         <w:t xml:space="preserve">؛ </w:t>
       </w:r>
-      <w:hyperlink r:id="rId52">
-        <w:r>
-          <w:rPr>
-            <w:rtl/>
-            <w:cs/>
-            <w:lang w:val="ar_AE" w:bidi="ar_AE"/>
-          </w:rPr>
-          <w:rPr>
-            <w:color w:val="0000EE"/>
-            <w:u w:val="single"/>
-          </w:rPr>
-          <w:t>أعمال الرسل 3:24</w:t>
-        </w:r>
-      </w:hyperlink>
+      <w:r>
+        <w:rPr>
+          <w:rtl/>
+          <w:cs/>
+          <w:lang w:val="ar_AE" w:bidi="ar_AE"/>
+        </w:rPr>
+        <w:t>أعمال الرسل 3:24</w:t>
+      </w:r>
       <w:r>
         <w:rPr>
           <w:rtl/>
@@ -3043,20 +2521,14 @@
         </w:rPr>
         <w:t xml:space="preserve">؛ </w:t>
       </w:r>
-      <w:hyperlink r:id="rId53">
-        <w:r>
-          <w:rPr>
-            <w:rtl/>
-            <w:cs/>
-            <w:lang w:val="ar_AE" w:bidi="ar_AE"/>
-          </w:rPr>
-          <w:rPr>
-            <w:color w:val="0000EE"/>
-            <w:u w:val="single"/>
-          </w:rPr>
-          <w:t>13:20</w:t>
-        </w:r>
-      </w:hyperlink>
+      <w:r>
+        <w:rPr>
+          <w:rtl/>
+          <w:cs/>
+          <w:lang w:val="ar_AE" w:bidi="ar_AE"/>
+        </w:rPr>
+        <w:t>13:20</w:t>
+      </w:r>
       <w:r>
         <w:rPr>
           <w:rtl/>
@@ -3065,20 +2537,14 @@
         </w:rPr>
         <w:t xml:space="preserve">؛ </w:t>
       </w:r>
-      <w:hyperlink r:id="rId55">
-        <w:r>
-          <w:rPr>
-            <w:rtl/>
-            <w:cs/>
-            <w:lang w:val="ar_AE" w:bidi="ar_AE"/>
-          </w:rPr>
-          <w:rPr>
-            <w:color w:val="0000EE"/>
-            <w:u w:val="single"/>
-          </w:rPr>
-          <w:t>العبرانيين 11:32</w:t>
-        </w:r>
-      </w:hyperlink>
+      <w:r>
+        <w:rPr>
+          <w:rtl/>
+          <w:cs/>
+          <w:lang w:val="ar_AE" w:bidi="ar_AE"/>
+        </w:rPr>
+        <w:t>العبرانيين 11:32</w:t>
+      </w:r>
       <w:r>
         <w:rPr>
           <w:rtl/>
